--- a/public/ReadVoice_Upload/모델별 이미지 텍스트 시험 결과.docx
+++ b/public/ReadVoice_Upload/모델별 이미지 텍스트 시험 결과.docx
@@ -3870,17 +3870,4023 @@
     </w:p>
     <w:p>
       <w:pPr>
+        <w:widowControl/>
+        <w:wordWrap/>
+        <w:autoSpaceDE/>
+        <w:autoSpaceDN/>
+      </w:pPr>
+      <w:r>
+        <w:br w:type="page"/>
+      </w:r>
+    </w:p>
+    <w:p>
+      <w:r>
         <w:rPr>
           <w:rFonts w:hint="eastAsia"/>
         </w:rPr>
-      </w:pPr>
-    </w:p>
+        <w:lastRenderedPageBreak/>
+        <w:t>프롬프트 한참 변경 후</w:t>
+      </w:r>
+    </w:p>
+    <w:p/>
     <w:p>
       <w:pPr>
         <w:rPr>
           <w:rFonts w:hint="eastAsia"/>
         </w:rPr>
       </w:pPr>
+      <w:proofErr w:type="spellStart"/>
+      <w:r>
+        <w:rPr>
+          <w:rFonts w:hint="eastAsia"/>
+        </w:rPr>
+        <w:t>젬마</w:t>
+      </w:r>
+      <w:proofErr w:type="spellEnd"/>
+      <w:r>
+        <w:rPr>
+          <w:rFonts w:hint="eastAsia"/>
+        </w:rPr>
+        <w:t>4: 4G</w:t>
+      </w:r>
+    </w:p>
+    <w:p>
+      <w:r>
+        <w:t>파일명: 인물관계도.</w:t>
+      </w:r>
+      <w:proofErr w:type="spellStart"/>
+      <w:r>
+        <w:t>png</w:t>
+      </w:r>
+      <w:proofErr w:type="spellEnd"/>
+      <w:r>
+        <w:t xml:space="preserve"> </w:t>
+      </w:r>
+      <w:r>
+        <w:br/>
+      </w:r>
+      <w:r>
+        <w:t xml:space="preserve">이 이미지는 드라마나 영화의 출연진과 그들 사이의 복잡한 관계를 한눈에 보여주는 인물 관계도입니다. 시각장애인분이 듣고 머릿속에 전체적인 그림을 그릴 수 있도록 가장 큰 구조부터 차근차근 설명해 드리겠습니다. </w:t>
+      </w:r>
+    </w:p>
+    <w:p>
+      <w:r>
+        <w:t xml:space="preserve">0. 가장 큰 제목 및 구조 (개요) </w:t>
+      </w:r>
+    </w:p>
+    <w:p>
+      <w:r>
+        <w:t xml:space="preserve">화면 중앙 상단에 크고 굵은 글씨로 </w:t>
+      </w:r>
+      <w:r>
+        <w:rPr>
+          <w:b/>
+          <w:bCs/>
+        </w:rPr>
+        <w:t>"</w:t>
+      </w:r>
+      <w:proofErr w:type="spellStart"/>
+      <w:r>
+        <w:rPr>
+          <w:b/>
+          <w:bCs/>
+        </w:rPr>
+        <w:t>에이아이</w:t>
+      </w:r>
+      <w:proofErr w:type="spellEnd"/>
+      <w:r>
+        <w:rPr>
+          <w:b/>
+          <w:bCs/>
+        </w:rPr>
+        <w:t xml:space="preserve"> 장보고 캐스팅 인물관계도"</w:t>
+      </w:r>
+      <w:r>
+        <w:t xml:space="preserve">라는 제목이 적혀 있습니다. 이 전체 이미지는 출연 캐릭터를 남녀 그룹으로 나누어 배치하고, 그 관계를 선과 화살표를 이용해 연결한 '가족관계도' 형태의 다이어그램입니다. </w:t>
+      </w:r>
+    </w:p>
+    <w:p>
+      <w:r>
+        <w:t xml:space="preserve">1. 텍스트 설명 (제목 및 흐름) </w:t>
+      </w:r>
+    </w:p>
+    <w:p>
+      <w:r>
+        <w:t>제목 아래로는 크게 두 개의 그룹으로 나누어 캐릭터의 신분과 관계를 읽어 내려갑니다.</w:t>
+      </w:r>
+    </w:p>
+    <w:p>
+      <w:r>
+        <w:t xml:space="preserve"> </w:t>
+      </w:r>
+      <w:r>
+        <w:rPr>
+          <w:b/>
+          <w:bCs/>
+        </w:rPr>
+        <w:t>1-1. 분류 헤더 (좌우 상단)</w:t>
+      </w:r>
+      <w:r>
+        <w:t xml:space="preserve"> </w:t>
+      </w:r>
+    </w:p>
+    <w:p>
+      <w:r>
+        <w:t xml:space="preserve">• 화면 맨 왼쪽 상단에는 </w:t>
+      </w:r>
+      <w:r>
+        <w:rPr>
+          <w:b/>
+          <w:bCs/>
+        </w:rPr>
+        <w:t>"남자 캐릭터"</w:t>
+      </w:r>
+      <w:r>
+        <w:t xml:space="preserve">라는 제목이 있습니다. </w:t>
+      </w:r>
+    </w:p>
+    <w:p>
+      <w:r>
+        <w:t xml:space="preserve">• 화면 맨 오른쪽 상단에는 </w:t>
+      </w:r>
+      <w:r>
+        <w:rPr>
+          <w:b/>
+          <w:bCs/>
+        </w:rPr>
+        <w:t>"여자 캐릭터"</w:t>
+      </w:r>
+      <w:r>
+        <w:t xml:space="preserve">라는 제목이 있습니다. </w:t>
+      </w:r>
+    </w:p>
+    <w:p>
+      <w:r>
+        <w:rPr>
+          <w:b/>
+          <w:bCs/>
+        </w:rPr>
+        <w:t>1-2. 좌측 상단 그룹 (출연진의 나열)</w:t>
+      </w:r>
+      <w:r>
+        <w:t xml:space="preserve"> </w:t>
+      </w:r>
+    </w:p>
+    <w:p>
+      <w:r>
+        <w:t xml:space="preserve">• 이 그룹은 세로로 여러 줄에 걸쳐 나열되어 있습니다. </w:t>
+      </w:r>
+    </w:p>
+    <w:p>
+      <w:r>
+        <w:t xml:space="preserve">• </w:t>
+      </w:r>
+      <w:r>
+        <w:rPr>
+          <w:b/>
+          <w:bCs/>
+        </w:rPr>
+        <w:t>가족 관계:</w:t>
+      </w:r>
+      <w:r>
+        <w:t xml:space="preserve"> (사진 아래) [남자 이름] (나이) </w:t>
+      </w:r>
+    </w:p>
+    <w:p>
+      <w:r>
+        <w:t xml:space="preserve">• </w:t>
+      </w:r>
+      <w:r>
+        <w:rPr>
+          <w:b/>
+          <w:bCs/>
+        </w:rPr>
+        <w:t>좌측 그룹의 주요 캐릭터 순서:</w:t>
+      </w:r>
+      <w:r>
+        <w:t xml:space="preserve"> </w:t>
+      </w:r>
+    </w:p>
+    <w:p>
+      <w:r>
+        <w:t xml:space="preserve">• 가장 위에 있는 캐릭터는 이름만 적혀 있고, 바로 아래에 나이와 함께 </w:t>
+      </w:r>
+      <w:r>
+        <w:rPr>
+          <w:b/>
+          <w:bCs/>
+        </w:rPr>
+        <w:t>문경세</w:t>
+      </w:r>
+      <w:r>
+        <w:t xml:space="preserve">가 있습니다. (20대) </w:t>
+      </w:r>
+    </w:p>
+    <w:p>
+      <w:r>
+        <w:t xml:space="preserve">• 그 아래로 </w:t>
+      </w:r>
+      <w:r>
+        <w:rPr>
+          <w:b/>
+          <w:bCs/>
+        </w:rPr>
+        <w:t>강아지</w:t>
+      </w:r>
+      <w:r>
+        <w:t xml:space="preserve"> 사진이 있고, 그 아래에 또 다른 캐스팅 캐릭터가 있습니다. </w:t>
+      </w:r>
+    </w:p>
+    <w:p>
+      <w:r>
+        <w:t xml:space="preserve">• 다음으로 </w:t>
+      </w:r>
+      <w:r>
+        <w:rPr>
+          <w:b/>
+          <w:bCs/>
+        </w:rPr>
+        <w:t>이사도</w:t>
+      </w:r>
+      <w:r>
+        <w:t xml:space="preserve"> (20대)의 사진과 이름이 있습니다. </w:t>
+      </w:r>
+    </w:p>
+    <w:p>
+      <w:r>
+        <w:t xml:space="preserve">• 그 아래에는 </w:t>
+      </w:r>
+      <w:proofErr w:type="spellStart"/>
+      <w:r>
+        <w:rPr>
+          <w:b/>
+          <w:bCs/>
+        </w:rPr>
+        <w:t>사도진</w:t>
+      </w:r>
+      <w:proofErr w:type="spellEnd"/>
+      <w:r>
+        <w:t xml:space="preserve"> (30대)의 사진과 이름이 있습니다. </w:t>
+      </w:r>
+    </w:p>
+    <w:p>
+      <w:r>
+        <w:t xml:space="preserve">• 가장 아래에는 </w:t>
+      </w:r>
+      <w:r>
+        <w:rPr>
+          <w:b/>
+          <w:bCs/>
+        </w:rPr>
+        <w:t>도현</w:t>
+      </w:r>
+      <w:r>
+        <w:t xml:space="preserve"> (30대)의 사진과 이름이 배치되어 있습니다. </w:t>
+      </w:r>
+    </w:p>
+    <w:p>
+      <w:r>
+        <w:rPr>
+          <w:b/>
+          <w:bCs/>
+        </w:rPr>
+        <w:t>1-3. 중앙 및 우측 그룹 (관계도의 중심)</w:t>
+      </w:r>
+      <w:r>
+        <w:t xml:space="preserve"> </w:t>
+      </w:r>
+    </w:p>
+    <w:p>
+      <w:r>
+        <w:lastRenderedPageBreak/>
+        <w:t xml:space="preserve">• 이 부분은 단순한 나열이 아니라 복잡한 선과 화살표로 연결된 인물들의 계보입니다. 관계의 연결을 따라 읽겠습니다. </w:t>
+      </w:r>
+    </w:p>
+    <w:p>
+      <w:r>
+        <w:t xml:space="preserve">• </w:t>
+      </w:r>
+      <w:r>
+        <w:rPr>
+          <w:b/>
+          <w:bCs/>
+        </w:rPr>
+        <w:t>최상위 인물:</w:t>
+      </w:r>
+      <w:r>
+        <w:t xml:space="preserve"> 가장 상단 중앙에 </w:t>
+      </w:r>
+      <w:r>
+        <w:rPr>
+          <w:b/>
+          <w:bCs/>
+        </w:rPr>
+        <w:t>창을</w:t>
+      </w:r>
+      <w:r>
+        <w:t xml:space="preserve"> (50대)가 배치되어 있습니다. 그 아래로는 </w:t>
+      </w:r>
+      <w:proofErr w:type="spellStart"/>
+      <w:r>
+        <w:rPr>
+          <w:b/>
+          <w:bCs/>
+        </w:rPr>
+        <w:t>문씨부인</w:t>
+      </w:r>
+      <w:proofErr w:type="spellEnd"/>
+      <w:r>
+        <w:t xml:space="preserve"> (40대)과 </w:t>
+      </w:r>
+      <w:r>
+        <w:rPr>
+          <w:b/>
+          <w:bCs/>
+        </w:rPr>
+        <w:t>그의 아내</w:t>
+      </w:r>
+      <w:r>
+        <w:t xml:space="preserve"> (40대) 두 인물이 나란히 있습니다. 이들은 세대 연결의 최상위 그룹입니다. </w:t>
+      </w:r>
+    </w:p>
+    <w:p>
+      <w:r>
+        <w:t xml:space="preserve">• </w:t>
+      </w:r>
+      <w:r>
+        <w:rPr>
+          <w:b/>
+          <w:bCs/>
+        </w:rPr>
+        <w:t>다음 세대 (자녀 세대):</w:t>
+      </w:r>
+      <w:r>
+        <w:t xml:space="preserve"> </w:t>
+      </w:r>
+    </w:p>
+    <w:p>
+      <w:r>
+        <w:t xml:space="preserve">• 창을 아래쪽으로 </w:t>
+      </w:r>
+      <w:proofErr w:type="spellStart"/>
+      <w:r>
+        <w:t>뻗어나간</w:t>
+      </w:r>
+      <w:proofErr w:type="spellEnd"/>
+      <w:r>
+        <w:t xml:space="preserve"> 화살표와 연결되어 </w:t>
+      </w:r>
+      <w:proofErr w:type="spellStart"/>
+      <w:r>
+        <w:rPr>
+          <w:b/>
+          <w:bCs/>
+        </w:rPr>
+        <w:t>사소연</w:t>
+      </w:r>
+      <w:proofErr w:type="spellEnd"/>
+      <w:r>
+        <w:t xml:space="preserve"> (30대)가 있습니다. </w:t>
+      </w:r>
+    </w:p>
+    <w:p>
+      <w:r>
+        <w:t xml:space="preserve">• 그 옆으로 </w:t>
+      </w:r>
+      <w:r>
+        <w:rPr>
+          <w:b/>
+          <w:bCs/>
+        </w:rPr>
+        <w:t>장보고</w:t>
+      </w:r>
+      <w:r>
+        <w:t xml:space="preserve"> (30대)가 배치되어 있습니다. </w:t>
+      </w:r>
+    </w:p>
+    <w:p>
+      <w:r>
+        <w:t xml:space="preserve">• 장보고와 사소연의 아래쪽으로 자녀 세대가 이어집니다. </w:t>
+      </w:r>
+      <w:r>
+        <w:rPr>
+          <w:b/>
+          <w:bCs/>
+        </w:rPr>
+        <w:t>정원</w:t>
+      </w:r>
+      <w:r>
+        <w:t xml:space="preserve"> (20대)이 있습니다. </w:t>
+      </w:r>
+    </w:p>
+    <w:p>
+      <w:r>
+        <w:t xml:space="preserve">• 정원 아래에는 </w:t>
+      </w:r>
+      <w:r>
+        <w:rPr>
+          <w:b/>
+          <w:bCs/>
+        </w:rPr>
+        <w:t>서라</w:t>
+      </w:r>
+      <w:r>
+        <w:t xml:space="preserve"> (20대)가 배치되어 있습니다. </w:t>
+      </w:r>
+    </w:p>
+    <w:p>
+      <w:r>
+        <w:t xml:space="preserve">• </w:t>
+      </w:r>
+      <w:r>
+        <w:rPr>
+          <w:b/>
+          <w:bCs/>
+        </w:rPr>
+        <w:t>지속되는 관계의 흐름 (가장 넓게 퍼지는 부분):</w:t>
+      </w:r>
+      <w:r>
+        <w:t xml:space="preserve"> </w:t>
+      </w:r>
+    </w:p>
+    <w:p>
+      <w:r>
+        <w:t>• 이 연결망의 가장 왼쪽으로, 세대별로 캐릭터들이 연결되어 있습니다. (</w:t>
+      </w:r>
+      <w:proofErr w:type="spellStart"/>
+      <w:r>
+        <w:t>문경세</w:t>
+      </w:r>
+      <w:proofErr w:type="spellEnd"/>
+      <w:r>
+        <w:t xml:space="preserve">, </w:t>
+      </w:r>
+      <w:proofErr w:type="spellStart"/>
+      <w:r>
+        <w:t>사도진</w:t>
+      </w:r>
+      <w:proofErr w:type="spellEnd"/>
+      <w:r>
+        <w:t xml:space="preserve">, 도현 같은 좌측 그룹의 캐릭터들) </w:t>
+      </w:r>
+    </w:p>
+    <w:p>
+      <w:r>
+        <w:t>• 중앙의 연결망은 한 가문의 주요 핵심 인물들—</w:t>
+      </w:r>
+      <w:r>
+        <w:rPr>
+          <w:b/>
+          <w:bCs/>
+        </w:rPr>
+        <w:t>장보고</w:t>
+      </w:r>
+      <w:r>
+        <w:t xml:space="preserve">, </w:t>
+      </w:r>
+      <w:proofErr w:type="spellStart"/>
+      <w:r>
+        <w:rPr>
+          <w:b/>
+          <w:bCs/>
+        </w:rPr>
+        <w:t>사소연</w:t>
+      </w:r>
+      <w:proofErr w:type="spellEnd"/>
+      <w:r>
+        <w:t xml:space="preserve">, </w:t>
+      </w:r>
+      <w:r>
+        <w:rPr>
+          <w:b/>
+          <w:bCs/>
+        </w:rPr>
+        <w:t>정원</w:t>
+      </w:r>
+      <w:r>
+        <w:t xml:space="preserve">, </w:t>
+      </w:r>
+      <w:r>
+        <w:rPr>
+          <w:b/>
+          <w:bCs/>
+        </w:rPr>
+        <w:t>서라</w:t>
+      </w:r>
+      <w:r>
+        <w:t xml:space="preserve">—을 중심으로 엮여 있습니다. </w:t>
+      </w:r>
+    </w:p>
+    <w:p>
+      <w:r>
+        <w:t xml:space="preserve">• 가장 오른쪽에는 또 다른 세대의 캐릭터들이 배치되어 있습니다. </w:t>
+      </w:r>
+      <w:r>
+        <w:rPr>
+          <w:b/>
+          <w:bCs/>
+        </w:rPr>
+        <w:t>이화</w:t>
+      </w:r>
+      <w:r>
+        <w:t xml:space="preserve"> (20대), </w:t>
+      </w:r>
+      <w:r>
+        <w:rPr>
+          <w:b/>
+          <w:bCs/>
+        </w:rPr>
+        <w:t>명수</w:t>
+      </w:r>
+      <w:r>
+        <w:t xml:space="preserve"> (40대), </w:t>
+      </w:r>
+      <w:r>
+        <w:rPr>
+          <w:b/>
+          <w:bCs/>
+        </w:rPr>
+        <w:t>준석</w:t>
+      </w:r>
+      <w:r>
+        <w:t xml:space="preserve"> (40대), 그리고 </w:t>
+      </w:r>
+      <w:r>
+        <w:rPr>
+          <w:b/>
+          <w:bCs/>
+        </w:rPr>
+        <w:t>여승</w:t>
+      </w:r>
+      <w:r>
+        <w:t xml:space="preserve"> (20대) 등이 나란히 배치되어 있습니다. </w:t>
+      </w:r>
+    </w:p>
+    <w:p>
+      <w:r>
+        <w:t>2. 주요 인물 설명 (외모 및 위치) 이 이미지는 모든 인물에게 구체적인 옷차림이나 자세보다는 '캐릭터의 역할'과 '나이'</w:t>
+      </w:r>
+      <w:proofErr w:type="spellStart"/>
+      <w:r>
+        <w:t>를</w:t>
+      </w:r>
+      <w:proofErr w:type="spellEnd"/>
+      <w:r>
+        <w:t xml:space="preserve"> 보여주는 증명사진 형태의 이미지와 이름이 주로 배치되어 있습니다. </w:t>
+      </w:r>
+    </w:p>
+    <w:p>
+      <w:r>
+        <w:rPr>
+          <w:b/>
+          <w:bCs/>
+        </w:rPr>
+        <w:t>2-1. 좌측의 주요 인물 (남자):</w:t>
+      </w:r>
+      <w:r>
+        <w:t xml:space="preserve"> </w:t>
+      </w:r>
+    </w:p>
+    <w:p>
+      <w:r>
+        <w:t xml:space="preserve">• 상대적으로 격식 있는 복장을 한 중년 남성들이 계보를 따라 배치되어 있습니다. </w:t>
+      </w:r>
+    </w:p>
+    <w:p>
+      <w:r>
+        <w:t xml:space="preserve">• 가장 위쪽부터, 왼쪽으로 나란히 배치된 캐릭터들이 눈에 띕니다. (예: </w:t>
+      </w:r>
+      <w:proofErr w:type="spellStart"/>
+      <w:r>
+        <w:t>문경세</w:t>
+      </w:r>
+      <w:proofErr w:type="spellEnd"/>
+      <w:r>
+        <w:t xml:space="preserve">, </w:t>
+      </w:r>
+      <w:proofErr w:type="spellStart"/>
+      <w:r>
+        <w:t>사도진</w:t>
+      </w:r>
+      <w:proofErr w:type="spellEnd"/>
+      <w:r>
+        <w:t xml:space="preserve"> 등) </w:t>
+      </w:r>
+    </w:p>
+    <w:p>
+      <w:r>
+        <w:rPr>
+          <w:b/>
+          <w:bCs/>
+        </w:rPr>
+        <w:t>2-2. 중앙 핵심 그룹 (가족의 중심):</w:t>
+      </w:r>
+      <w:r>
+        <w:t xml:space="preserve"> </w:t>
+      </w:r>
+    </w:p>
+    <w:p>
+      <w:r>
+        <w:t xml:space="preserve">• </w:t>
+      </w:r>
+      <w:r>
+        <w:rPr>
+          <w:b/>
+          <w:bCs/>
+        </w:rPr>
+        <w:t>창을</w:t>
+      </w:r>
+      <w:r>
+        <w:t xml:space="preserve"> (50대): 가장 높은 위치에 있으며, 가장 연륜이 느껴지는 중년 남성의 모습을 하고 있습니다. </w:t>
+      </w:r>
+    </w:p>
+    <w:p>
+      <w:r>
+        <w:t xml:space="preserve">• </w:t>
+      </w:r>
+      <w:r>
+        <w:rPr>
+          <w:b/>
+          <w:bCs/>
+        </w:rPr>
+        <w:t>장보고</w:t>
+      </w:r>
+      <w:r>
+        <w:t xml:space="preserve"> (30대): 중앙을 중심으로 가장 중요한 역할을 하는 듯 배치된 남성입니다. </w:t>
+      </w:r>
+    </w:p>
+    <w:p>
+      <w:r>
+        <w:lastRenderedPageBreak/>
+        <w:t xml:space="preserve">• </w:t>
+      </w:r>
+      <w:proofErr w:type="spellStart"/>
+      <w:r>
+        <w:rPr>
+          <w:b/>
+          <w:bCs/>
+        </w:rPr>
+        <w:t>사소연</w:t>
+      </w:r>
+      <w:proofErr w:type="spellEnd"/>
+      <w:r>
+        <w:t xml:space="preserve"> (30대): 여성 캐릭터들 중 한 가문의 중심축처럼 보입니다. </w:t>
+      </w:r>
+    </w:p>
+    <w:p>
+      <w:r>
+        <w:t xml:space="preserve">• </w:t>
+      </w:r>
+      <w:r>
+        <w:rPr>
+          <w:b/>
+          <w:bCs/>
+        </w:rPr>
+        <w:t>서라</w:t>
+      </w:r>
+      <w:r>
+        <w:t xml:space="preserve"> (20대): 세대를 이어받은 젊은 여성 캐릭터입니다. </w:t>
+      </w:r>
+    </w:p>
+    <w:p>
+      <w:r>
+        <w:rPr>
+          <w:b/>
+          <w:bCs/>
+        </w:rPr>
+        <w:t>2-3. 우측의 주변 인물:</w:t>
+      </w:r>
+      <w:r>
+        <w:t xml:space="preserve"> </w:t>
+      </w:r>
+    </w:p>
+    <w:p>
+      <w:r>
+        <w:t>• 이화, 명수, 준석 등은 독립적인 포즈로 배치되어 각자의 역할을 상징하는 것처럼 보입니다. (요약하자면, 이 이미지는 등장인물들의 외모를 세밀하게 묘사하기보다는, 누가 누구의 부모인지, 형제인지 등의 관계를 '배치'와 '선'</w:t>
+      </w:r>
+      <w:proofErr w:type="spellStart"/>
+      <w:r>
+        <w:t>으로</w:t>
+      </w:r>
+      <w:proofErr w:type="spellEnd"/>
+      <w:r>
+        <w:t xml:space="preserve"> 보여주는 데 중점을 두고 있습니다.) 3. 사물과 배경 설명 </w:t>
+      </w:r>
+    </w:p>
+    <w:p>
+      <w:r>
+        <w:t xml:space="preserve">• </w:t>
+      </w:r>
+      <w:r>
+        <w:rPr>
+          <w:b/>
+          <w:bCs/>
+        </w:rPr>
+        <w:t>배경:</w:t>
+      </w:r>
+      <w:r>
+        <w:t xml:space="preserve"> 전체적으로 깨끗하고 흰색의 배경입니다. </w:t>
+      </w:r>
+    </w:p>
+    <w:p>
+      <w:r>
+        <w:t xml:space="preserve">• </w:t>
+      </w:r>
+      <w:r>
+        <w:rPr>
+          <w:b/>
+          <w:bCs/>
+        </w:rPr>
+        <w:t>사물:</w:t>
+      </w:r>
+      <w:r>
+        <w:t xml:space="preserve"> </w:t>
+      </w:r>
+    </w:p>
+    <w:p>
+      <w:r>
+        <w:t xml:space="preserve">• 캐릭터들의 작은 증명사진 형식의 이미지들. </w:t>
+      </w:r>
+    </w:p>
+    <w:p>
+      <w:r>
+        <w:t xml:space="preserve">• 각 인물의 이름과 나이가 적힌 텍스트 상자. </w:t>
+      </w:r>
+    </w:p>
+    <w:p>
+      <w:r>
+        <w:t xml:space="preserve">• 가장 중요한 사물은 바로 </w:t>
+      </w:r>
+      <w:r>
+        <w:rPr>
+          <w:b/>
+          <w:bCs/>
+        </w:rPr>
+        <w:t>연결선과 화살표</w:t>
+      </w:r>
+      <w:r>
+        <w:t xml:space="preserve">입니다. 이 선들은 위아래, 좌우로 복잡하게 얽혀서 A라는 캐릭터가 B라는 캐릭터의 부모이거나 자녀임을 시각적으로 설명하고 있습니다. </w:t>
+      </w:r>
+    </w:p>
+    <w:p>
+      <w:r>
+        <w:t xml:space="preserve">4. 색상과 분위기 </w:t>
+      </w:r>
+    </w:p>
+    <w:p>
+      <w:r>
+        <w:t xml:space="preserve">• </w:t>
+      </w:r>
+      <w:r>
+        <w:rPr>
+          <w:b/>
+          <w:bCs/>
+        </w:rPr>
+        <w:t>색상:</w:t>
+      </w:r>
+      <w:r>
+        <w:t xml:space="preserve"> 전반적으로 명암 대비가 뚜렷한 흑백 계열의 사진들로 구성되어 있습니다. 배경은 흰색이고, 텍스트와 선은 검은색을 사용하여 정보 전달에 집중하는 느낌을 줍니다. </w:t>
+      </w:r>
+    </w:p>
+    <w:p>
+      <w:r>
+        <w:t xml:space="preserve">• </w:t>
+      </w:r>
+      <w:r>
+        <w:rPr>
+          <w:b/>
+          <w:bCs/>
+        </w:rPr>
+        <w:t>분위기:</w:t>
+      </w:r>
+      <w:r>
+        <w:t xml:space="preserve"> 전문적이고 학술적인 분위기입니다. 복잡한 가족 관계나 역사를 하나의 구조화된 도표로 정리하여 보여주기 때문에, 매우 체계적이고 정보 밀도가 높은 분위기입니다.</w:t>
+      </w:r>
+    </w:p>
+    <w:p>
+      <w:r>
+        <w:t xml:space="preserve">5. 이미지 요약 이 이미지는 </w:t>
+      </w:r>
+      <w:r>
+        <w:rPr>
+          <w:b/>
+          <w:bCs/>
+        </w:rPr>
+        <w:t>'</w:t>
+      </w:r>
+      <w:proofErr w:type="spellStart"/>
+      <w:r>
+        <w:rPr>
+          <w:b/>
+          <w:bCs/>
+        </w:rPr>
+        <w:t>에이아이</w:t>
+      </w:r>
+      <w:proofErr w:type="spellEnd"/>
+      <w:r>
+        <w:rPr>
+          <w:b/>
+          <w:bCs/>
+        </w:rPr>
+        <w:t xml:space="preserve"> 장보고'라는 작품의 등장인물들을 남녀 캐릭터로 분류하고, 복잡하게 얽힌 가문의 관계와 세대 차이를 선과 도표를 이용해 한눈에 파악할 수 있도록 정리한 대규모 인물 관계도</w:t>
+      </w:r>
+      <w:r>
+        <w:t>입니다.</w:t>
+      </w:r>
+    </w:p>
+    <w:p/>
+    <w:p/>
+    <w:p/>
+    <w:p>
+      <w:pPr>
+        <w:rPr>
+          <w:rFonts w:hint="eastAsia"/>
+        </w:rPr>
+      </w:pPr>
+    </w:p>
+    <w:p>
+      <w:pPr>
+        <w:widowControl/>
+        <w:wordWrap/>
+        <w:autoSpaceDE/>
+        <w:autoSpaceDN/>
+      </w:pPr>
+    </w:p>
+    <w:p>
+      <w:pPr>
+        <w:widowControl/>
+        <w:wordWrap/>
+        <w:autoSpaceDE/>
+        <w:autoSpaceDN/>
+      </w:pPr>
+      <w:r>
+        <w:br w:type="page"/>
+      </w:r>
+    </w:p>
+    <w:p>
+      <w:pPr>
+        <w:rPr>
+          <w:rFonts w:hint="eastAsia"/>
+          <w:b/>
+          <w:bCs/>
+        </w:rPr>
+      </w:pPr>
+      <w:r>
+        <w:rPr>
+          <w:b/>
+          <w:bCs/>
+        </w:rPr>
+        <w:lastRenderedPageBreak/>
+        <w:t>Q</w:t>
+      </w:r>
+      <w:r>
+        <w:rPr>
+          <w:rFonts w:hint="eastAsia"/>
+          <w:b/>
+          <w:bCs/>
+        </w:rPr>
+        <w:t xml:space="preserve">3. </w:t>
+      </w:r>
+      <w:r>
+        <w:rPr>
+          <w:b/>
+          <w:bCs/>
+        </w:rPr>
+        <w:t>Q</w:t>
+      </w:r>
+      <w:r>
+        <w:rPr>
+          <w:rFonts w:hint="eastAsia"/>
+          <w:b/>
+          <w:bCs/>
+        </w:rPr>
+        <w:t xml:space="preserve">wen3.5 9B </w:t>
+      </w:r>
+      <w:r>
+        <w:rPr>
+          <w:b/>
+          <w:bCs/>
+        </w:rPr>
+        <w:t>–</w:t>
+      </w:r>
+      <w:r>
+        <w:rPr>
+          <w:rFonts w:hint="eastAsia"/>
+          <w:b/>
+          <w:bCs/>
+        </w:rPr>
+        <w:t xml:space="preserve"> 2분</w:t>
+      </w:r>
+    </w:p>
+    <w:p>
+      <w:pPr>
+        <w:widowControl/>
+        <w:wordWrap/>
+        <w:autoSpaceDE/>
+        <w:autoSpaceDN/>
+      </w:pPr>
+      <w:r>
+        <w:t>파일명: 인물관계도.</w:t>
+      </w:r>
+      <w:proofErr w:type="spellStart"/>
+      <w:r>
+        <w:t>png</w:t>
+      </w:r>
+      <w:proofErr w:type="spellEnd"/>
+      <w:r>
+        <w:t xml:space="preserve"> </w:t>
+      </w:r>
+    </w:p>
+    <w:p>
+      <w:pPr>
+        <w:widowControl/>
+        <w:wordWrap/>
+        <w:autoSpaceDE/>
+        <w:autoSpaceDN/>
+      </w:pPr>
+      <w:r>
+        <w:t xml:space="preserve">화면 중앙 상단에 큰 글씨로 </w:t>
+      </w:r>
+      <w:r>
+        <w:rPr>
+          <w:b/>
+          <w:bCs/>
+        </w:rPr>
+        <w:t>" 캐스팅 인물관계도"</w:t>
+      </w:r>
+      <w:proofErr w:type="spellStart"/>
+      <w:r>
+        <w:t>라고</w:t>
+      </w:r>
+      <w:proofErr w:type="spellEnd"/>
+      <w:r>
+        <w:t xml:space="preserve"> 적혀 있습니다. </w:t>
+      </w:r>
+    </w:p>
+    <w:p>
+      <w:pPr>
+        <w:widowControl/>
+        <w:wordWrap/>
+        <w:autoSpaceDE/>
+        <w:autoSpaceDN/>
+      </w:pPr>
+    </w:p>
+    <w:p>
+      <w:pPr>
+        <w:widowControl/>
+        <w:wordWrap/>
+        <w:autoSpaceDE/>
+        <w:autoSpaceDN/>
+      </w:pPr>
+      <w:r>
+        <w:rPr>
+          <w:b/>
+          <w:bCs/>
+        </w:rPr>
+        <w:t>[상단 왼쪽 범주]</w:t>
+      </w:r>
+      <w:r>
+        <w:t xml:space="preserve"> </w:t>
+      </w:r>
+    </w:p>
+    <w:p>
+      <w:pPr>
+        <w:widowControl/>
+        <w:wordWrap/>
+        <w:autoSpaceDE/>
+        <w:autoSpaceDN/>
+      </w:pPr>
+      <w:r>
+        <w:t xml:space="preserve">화면 좌측 상단에 작은 글씨로 범주를 설명하고 있습니다. </w:t>
+      </w:r>
+    </w:p>
+    <w:p>
+      <w:pPr>
+        <w:widowControl/>
+        <w:wordWrap/>
+        <w:autoSpaceDE/>
+        <w:autoSpaceDN/>
+      </w:pPr>
+      <w:r>
+        <w:t xml:space="preserve">• 파란색 배경: </w:t>
+      </w:r>
+      <w:r>
+        <w:rPr>
+          <w:b/>
+          <w:bCs/>
+        </w:rPr>
+        <w:t>남자 캐릭터</w:t>
+      </w:r>
+      <w:r>
+        <w:t xml:space="preserve"> </w:t>
+      </w:r>
+    </w:p>
+    <w:p>
+      <w:pPr>
+        <w:widowControl/>
+        <w:wordWrap/>
+        <w:autoSpaceDE/>
+        <w:autoSpaceDN/>
+      </w:pPr>
+      <w:r>
+        <w:t xml:space="preserve">• 분홍색 배경: </w:t>
+      </w:r>
+      <w:r>
+        <w:rPr>
+          <w:b/>
+          <w:bCs/>
+        </w:rPr>
+        <w:t>여자 캐릭터</w:t>
+      </w:r>
+      <w:r>
+        <w:t xml:space="preserve"> </w:t>
+      </w:r>
+    </w:p>
+    <w:p>
+      <w:pPr>
+        <w:widowControl/>
+        <w:wordWrap/>
+        <w:autoSpaceDE/>
+        <w:autoSpaceDN/>
+      </w:pPr>
+      <w:r>
+        <w:t xml:space="preserve">• 갈색 배경: </w:t>
+      </w:r>
+      <w:r>
+        <w:rPr>
+          <w:b/>
+          <w:bCs/>
+        </w:rPr>
+        <w:t>가족관계</w:t>
+      </w:r>
+      <w:r>
+        <w:t xml:space="preserve"> (연결선) </w:t>
+      </w:r>
+    </w:p>
+    <w:p>
+      <w:pPr>
+        <w:widowControl/>
+        <w:wordWrap/>
+        <w:autoSpaceDE/>
+        <w:autoSpaceDN/>
+      </w:pPr>
+      <w:r>
+        <w:t xml:space="preserve">• 회색 배경: </w:t>
+      </w:r>
+      <w:r>
+        <w:rPr>
+          <w:b/>
+          <w:bCs/>
+        </w:rPr>
+        <w:t>계급관계</w:t>
+      </w:r>
+      <w:r>
+        <w:t xml:space="preserve"> (화살표) </w:t>
+      </w:r>
+    </w:p>
+    <w:p>
+      <w:pPr>
+        <w:widowControl/>
+        <w:wordWrap/>
+        <w:autoSpaceDE/>
+        <w:autoSpaceDN/>
+      </w:pPr>
+    </w:p>
+    <w:p>
+      <w:pPr>
+        <w:widowControl/>
+        <w:wordWrap/>
+        <w:autoSpaceDE/>
+        <w:autoSpaceDN/>
+      </w:pPr>
+      <w:r>
+        <w:t xml:space="preserve">그 옆에 직급 설명이 있습니다. </w:t>
+      </w:r>
+    </w:p>
+    <w:p>
+      <w:pPr>
+        <w:widowControl/>
+        <w:wordWrap/>
+        <w:autoSpaceDE/>
+        <w:autoSpaceDN/>
+      </w:pPr>
+      <w:r>
+        <w:t xml:space="preserve">• (무) </w:t>
+      </w:r>
+      <w:proofErr w:type="spellStart"/>
+      <w:r>
+        <w:t>무령군</w:t>
+      </w:r>
+      <w:proofErr w:type="spellEnd"/>
+      <w:r>
+        <w:t xml:space="preserve"> 직위 </w:t>
+      </w:r>
+    </w:p>
+    <w:p>
+      <w:pPr>
+        <w:widowControl/>
+        <w:wordWrap/>
+        <w:autoSpaceDE/>
+        <w:autoSpaceDN/>
+      </w:pPr>
+      <w:r>
+        <w:t xml:space="preserve">• (해) 해적 직위 </w:t>
+      </w:r>
+    </w:p>
+    <w:p>
+      <w:pPr>
+        <w:widowControl/>
+        <w:wordWrap/>
+        <w:autoSpaceDE/>
+        <w:autoSpaceDN/>
+      </w:pPr>
+      <w:r>
+        <w:t xml:space="preserve">• (중) 중국인 </w:t>
+      </w:r>
+    </w:p>
+    <w:p>
+      <w:pPr>
+        <w:widowControl/>
+        <w:wordWrap/>
+        <w:autoSpaceDE/>
+        <w:autoSpaceDN/>
+      </w:pPr>
+      <w:r>
+        <w:t xml:space="preserve">• (일)日本人 </w:t>
+      </w:r>
+    </w:p>
+    <w:p>
+      <w:pPr>
+        <w:widowControl/>
+        <w:wordWrap/>
+        <w:autoSpaceDE/>
+        <w:autoSpaceDN/>
+      </w:pPr>
+    </w:p>
+    <w:p>
+      <w:pPr>
+        <w:widowControl/>
+        <w:wordWrap/>
+        <w:autoSpaceDE/>
+        <w:autoSpaceDN/>
+      </w:pPr>
+      <w:r>
+        <w:rPr>
+          <w:b/>
+          <w:bCs/>
+        </w:rPr>
+        <w:t>[상단 중앙 및 왼쪽 그룹 - 장보고의 가계 및 신라 왕실]</w:t>
+      </w:r>
+      <w:r>
+        <w:t xml:space="preserve"> </w:t>
+      </w:r>
+    </w:p>
+    <w:p>
+      <w:pPr>
+        <w:widowControl/>
+        <w:wordWrap/>
+        <w:autoSpaceDE/>
+        <w:autoSpaceDN/>
+      </w:pPr>
+      <w:r>
+        <w:t xml:space="preserve">화면 상단 중앙에 있는 인물을 중심으로 설명을 시작하겠습니다. </w:t>
+      </w:r>
+    </w:p>
+    <w:p>
+      <w:pPr>
+        <w:widowControl/>
+        <w:wordWrap/>
+        <w:autoSpaceDE/>
+        <w:autoSpaceDN/>
+      </w:pPr>
+      <w:r>
+        <w:rPr>
+          <w:b/>
+          <w:bCs/>
+        </w:rPr>
+        <w:t>1. 상단 중앙 (장보고의 조상과 어머니)</w:t>
+      </w:r>
+      <w:r>
+        <w:t xml:space="preserve"> </w:t>
+      </w:r>
+    </w:p>
+    <w:p>
+      <w:pPr>
+        <w:widowControl/>
+        <w:wordWrap/>
+        <w:autoSpaceDE/>
+        <w:autoSpaceDN/>
+      </w:pPr>
+      <w:r>
+        <w:t xml:space="preserve">• </w:t>
+      </w:r>
+      <w:proofErr w:type="spellStart"/>
+      <w:r>
+        <w:rPr>
+          <w:b/>
+          <w:bCs/>
+        </w:rPr>
+        <w:t>장울</w:t>
+      </w:r>
+      <w:proofErr w:type="spellEnd"/>
+      <w:r>
+        <w:rPr>
+          <w:b/>
+          <w:bCs/>
+        </w:rPr>
+        <w:t xml:space="preserve"> 50s</w:t>
+      </w:r>
+      <w:r>
+        <w:t xml:space="preserve"> (파란색 이름표): 얼굴 사진 위쪽에 "</w:t>
+      </w:r>
+      <w:proofErr w:type="spellStart"/>
+      <w:r>
+        <w:t>장울</w:t>
+      </w:r>
+      <w:proofErr w:type="spellEnd"/>
+      <w:r>
+        <w:t xml:space="preserve"> 50s"라고 적혀 있고, 아래에 "부/(무)십장 (해)</w:t>
+      </w:r>
+      <w:proofErr w:type="spellStart"/>
+      <w:r>
+        <w:t>공수장</w:t>
+      </w:r>
+      <w:proofErr w:type="spellEnd"/>
+      <w:r>
+        <w:t xml:space="preserve">"이라고 적혀 있습니다. </w:t>
+      </w:r>
+    </w:p>
+    <w:p>
+      <w:pPr>
+        <w:widowControl/>
+        <w:wordWrap/>
+        <w:autoSpaceDE/>
+        <w:autoSpaceDN/>
+      </w:pPr>
+      <w:r>
+        <w:t xml:space="preserve">• </w:t>
+      </w:r>
+      <w:proofErr w:type="spellStart"/>
+      <w:r>
+        <w:rPr>
+          <w:b/>
+          <w:bCs/>
+        </w:rPr>
+        <w:t>문씨부인</w:t>
+      </w:r>
+      <w:proofErr w:type="spellEnd"/>
+      <w:r>
+        <w:t xml:space="preserve"> (분홍색 이름표): 그 옆에 서서 "</w:t>
+      </w:r>
+      <w:proofErr w:type="spellStart"/>
+      <w:r>
+        <w:t>문씨부인</w:t>
+      </w:r>
+      <w:proofErr w:type="spellEnd"/>
+      <w:r>
+        <w:t>"이라고 적혀 있고, 아래에 "모"</w:t>
+      </w:r>
+      <w:proofErr w:type="spellStart"/>
+      <w:r>
+        <w:t>라고</w:t>
+      </w:r>
+      <w:proofErr w:type="spellEnd"/>
+      <w:r>
+        <w:t xml:space="preserve"> 적혀 있습니다. </w:t>
+      </w:r>
+    </w:p>
+    <w:p>
+      <w:pPr>
+        <w:widowControl/>
+        <w:wordWrap/>
+        <w:autoSpaceDE/>
+        <w:autoSpaceDN/>
+      </w:pPr>
+      <w:r>
+        <w:t>• 이 두 사람은 가족관계 (</w:t>
+      </w:r>
+      <w:proofErr w:type="spellStart"/>
+      <w:r>
+        <w:t>갈색선</w:t>
+      </w:r>
+      <w:proofErr w:type="spellEnd"/>
+      <w:r>
+        <w:t xml:space="preserve">) 로 연결되어 있습니다. </w:t>
+      </w:r>
+    </w:p>
+    <w:p>
+      <w:pPr>
+        <w:widowControl/>
+        <w:wordWrap/>
+        <w:autoSpaceDE/>
+        <w:autoSpaceDN/>
+      </w:pPr>
+      <w:r>
+        <w:rPr>
+          <w:b/>
+          <w:bCs/>
+        </w:rPr>
+        <w:t>2. 왼쪽 그룹 (신라 왕실 및 문관 계급)</w:t>
+      </w:r>
+      <w:r>
+        <w:t xml:space="preserve"> </w:t>
+      </w:r>
+    </w:p>
+    <w:p>
+      <w:pPr>
+        <w:widowControl/>
+        <w:wordWrap/>
+        <w:autoSpaceDE/>
+        <w:autoSpaceDN/>
+      </w:pPr>
+      <w:r>
+        <w:lastRenderedPageBreak/>
+        <w:t xml:space="preserve">• </w:t>
+      </w:r>
+      <w:proofErr w:type="spellStart"/>
+      <w:r>
+        <w:rPr>
+          <w:b/>
+          <w:bCs/>
+        </w:rPr>
+        <w:t>홍덕왕</w:t>
+      </w:r>
+      <w:proofErr w:type="spellEnd"/>
+      <w:r>
+        <w:t xml:space="preserve"> (신라 왕): 화면 왼쪽 상단에 왕좌 위에 앉아 있는 왕의 이미지와 "</w:t>
+      </w:r>
+      <w:proofErr w:type="spellStart"/>
+      <w:r>
+        <w:t>홍덕왕</w:t>
+      </w:r>
+      <w:proofErr w:type="spellEnd"/>
+      <w:r>
+        <w:t xml:space="preserve"> 신라 왕"이라고 적혀 있습니다. </w:t>
+      </w:r>
+    </w:p>
+    <w:p>
+      <w:pPr>
+        <w:widowControl/>
+        <w:wordWrap/>
+        <w:autoSpaceDE/>
+        <w:autoSpaceDN/>
+      </w:pPr>
+      <w:r>
+        <w:t xml:space="preserve">• </w:t>
+      </w:r>
+      <w:proofErr w:type="spellStart"/>
+      <w:r>
+        <w:rPr>
+          <w:b/>
+          <w:bCs/>
+        </w:rPr>
+        <w:t>문경세</w:t>
+      </w:r>
+      <w:proofErr w:type="spellEnd"/>
+      <w:r>
+        <w:t xml:space="preserve"> (6두품 문신, 해적과 내통): </w:t>
+      </w:r>
+      <w:proofErr w:type="spellStart"/>
+      <w:r>
+        <w:t>홍덕왕</w:t>
+      </w:r>
+      <w:proofErr w:type="spellEnd"/>
+      <w:r>
+        <w:t xml:space="preserve"> 아래쪽에 위치하며, "</w:t>
+      </w:r>
+      <w:proofErr w:type="spellStart"/>
+      <w:r>
+        <w:t>문경세</w:t>
+      </w:r>
+      <w:proofErr w:type="spellEnd"/>
+      <w:r>
+        <w:t xml:space="preserve"> (6두품 문신, 해적과 내통)"라고 적혀 있고 홍덕왕과 계급관계 (회색 화살표) 로 연결되어 있습니다. </w:t>
+      </w:r>
+    </w:p>
+    <w:p>
+      <w:pPr>
+        <w:widowControl/>
+        <w:wordWrap/>
+        <w:autoSpaceDE/>
+        <w:autoSpaceDN/>
+      </w:pPr>
+      <w:r>
+        <w:t xml:space="preserve">• </w:t>
+      </w:r>
+      <w:proofErr w:type="spellStart"/>
+      <w:r>
+        <w:rPr>
+          <w:b/>
+          <w:bCs/>
+        </w:rPr>
+        <w:t>박세권</w:t>
+      </w:r>
+      <w:proofErr w:type="spellEnd"/>
+      <w:r>
+        <w:t xml:space="preserve"> (5두품 무신, 해적과 내통): </w:t>
+      </w:r>
+      <w:proofErr w:type="spellStart"/>
+      <w:r>
+        <w:t>문경세</w:t>
+      </w:r>
+      <w:proofErr w:type="spellEnd"/>
+      <w:r>
+        <w:t xml:space="preserve"> 아래에 위치하며, "</w:t>
+      </w:r>
+      <w:proofErr w:type="spellStart"/>
+      <w:r>
+        <w:t>박세권</w:t>
+      </w:r>
+      <w:proofErr w:type="spellEnd"/>
+      <w:r>
+        <w:t xml:space="preserve"> (5두품 무신, 해적과 내통)"이라고 적혀 있습니다. </w:t>
+      </w:r>
+    </w:p>
+    <w:p>
+      <w:pPr>
+        <w:widowControl/>
+        <w:wordWrap/>
+        <w:autoSpaceDE/>
+        <w:autoSpaceDN/>
+      </w:pPr>
+      <w:r>
+        <w:rPr>
+          <w:b/>
+          <w:bCs/>
+        </w:rPr>
+        <w:t>3. 왼쪽 하단 그룹 (장보고의 조상 및 조부, 조모 계통)</w:t>
+      </w:r>
+      <w:r>
+        <w:t xml:space="preserve"> </w:t>
+      </w:r>
+    </w:p>
+    <w:p>
+      <w:pPr>
+        <w:widowControl/>
+        <w:wordWrap/>
+        <w:autoSpaceDE/>
+        <w:autoSpaceDN/>
+      </w:pPr>
+      <w:r>
+        <w:t xml:space="preserve">• </w:t>
+      </w:r>
+      <w:r>
+        <w:rPr>
+          <w:b/>
+          <w:bCs/>
+        </w:rPr>
+        <w:t>이사도</w:t>
+      </w:r>
+      <w:r>
+        <w:t xml:space="preserve"> ((해)두목, 장보고 조부): 화면 왼쪽 중상단에 위치하며, "이사도 ((해)두목, 장보고 조부)"라고 적혀 있습니다. </w:t>
+      </w:r>
+    </w:p>
+    <w:p>
+      <w:pPr>
+        <w:widowControl/>
+        <w:wordWrap/>
+        <w:autoSpaceDE/>
+        <w:autoSpaceDN/>
+      </w:pPr>
+      <w:r>
+        <w:t xml:space="preserve">• </w:t>
+      </w:r>
+      <w:proofErr w:type="spellStart"/>
+      <w:r>
+        <w:rPr>
+          <w:b/>
+          <w:bCs/>
+        </w:rPr>
+        <w:t>사도진</w:t>
+      </w:r>
+      <w:proofErr w:type="spellEnd"/>
+      <w:r>
+        <w:t xml:space="preserve"> ((무)교위, (해)</w:t>
+      </w:r>
+      <w:proofErr w:type="spellStart"/>
+      <w:r>
+        <w:t>부두목</w:t>
+      </w:r>
+      <w:proofErr w:type="spellEnd"/>
+      <w:r>
+        <w:t>, 장보고의 아버지): 이사도 아래쪽에 위치하며, "</w:t>
+      </w:r>
+      <w:proofErr w:type="spellStart"/>
+      <w:r>
+        <w:t>사도진</w:t>
+      </w:r>
+      <w:proofErr w:type="spellEnd"/>
+      <w:r>
+        <w:t xml:space="preserve"> ((무)교위, (해)</w:t>
+      </w:r>
+      <w:proofErr w:type="spellStart"/>
+      <w:r>
+        <w:t>부두목</w:t>
+      </w:r>
+      <w:proofErr w:type="spellEnd"/>
+      <w:r>
+        <w:t xml:space="preserve">, 장보고의 아버지)"이라고 적혀 있습니다. 가족관계선으로 연결되어 있습니다. </w:t>
+      </w:r>
+    </w:p>
+    <w:p>
+      <w:pPr>
+        <w:widowControl/>
+        <w:wordWrap/>
+        <w:autoSpaceDE/>
+        <w:autoSpaceDN/>
+      </w:pPr>
+      <w:r>
+        <w:t xml:space="preserve">• </w:t>
+      </w:r>
+      <w:proofErr w:type="spellStart"/>
+      <w:r>
+        <w:rPr>
+          <w:b/>
+          <w:bCs/>
+        </w:rPr>
+        <w:t>사소연</w:t>
+      </w:r>
+      <w:proofErr w:type="spellEnd"/>
+      <w:r>
+        <w:t xml:space="preserve"> ((중)20s, 사도진의 무남독녀): </w:t>
+      </w:r>
+      <w:proofErr w:type="spellStart"/>
+      <w:r>
+        <w:t>사도진</w:t>
+      </w:r>
+      <w:proofErr w:type="spellEnd"/>
+      <w:r>
+        <w:t xml:space="preserve"> 옆에 위치하며, "</w:t>
+      </w:r>
+      <w:proofErr w:type="spellStart"/>
+      <w:r>
+        <w:t>사소연</w:t>
+      </w:r>
+      <w:proofErr w:type="spellEnd"/>
+      <w:r>
+        <w:t xml:space="preserve"> ((중)20s, 사도진의 무남독녀)"이라고 적혀 있습니다. </w:t>
+      </w:r>
+    </w:p>
+    <w:p>
+      <w:pPr>
+        <w:widowControl/>
+        <w:wordWrap/>
+        <w:autoSpaceDE/>
+        <w:autoSpaceDN/>
+      </w:pPr>
+      <w:r>
+        <w:t xml:space="preserve">• </w:t>
+      </w:r>
+      <w:r>
+        <w:rPr>
+          <w:b/>
+          <w:bCs/>
+        </w:rPr>
+        <w:t>도현</w:t>
+      </w:r>
+      <w:r>
+        <w:t xml:space="preserve"> (30s, (무)오장, (해)이중 간자, 장보고의 삼촌): </w:t>
+      </w:r>
+      <w:proofErr w:type="spellStart"/>
+      <w:r>
+        <w:t>사소연</w:t>
+      </w:r>
+      <w:proofErr w:type="spellEnd"/>
+      <w:r>
+        <w:t xml:space="preserve"> 아래에 위치하며, "도현 (30s, (무)오장, (해)이중 간자, 장보고의 삼촌)"이라고 적혀 있습니다. </w:t>
+      </w:r>
+    </w:p>
+    <w:p>
+      <w:pPr>
+        <w:widowControl/>
+        <w:wordWrap/>
+        <w:autoSpaceDE/>
+        <w:autoSpaceDN/>
+      </w:pPr>
+      <w:r>
+        <w:t xml:space="preserve">• </w:t>
+      </w:r>
+      <w:r>
+        <w:rPr>
+          <w:b/>
+          <w:bCs/>
+        </w:rPr>
+        <w:t>마루</w:t>
+      </w:r>
+      <w:r>
+        <w:t xml:space="preserve"> (30s, 완도 출신, (해)이중 간자): 도현 아래에 위치하며, "마루 (30s, 완도 출신, (해)이중 간자)"라고 적혀 있습니다. </w:t>
+      </w:r>
+    </w:p>
+    <w:p>
+      <w:pPr>
+        <w:widowControl/>
+        <w:wordWrap/>
+        <w:autoSpaceDE/>
+        <w:autoSpaceDN/>
+      </w:pPr>
+      <w:r>
+        <w:t xml:space="preserve">• </w:t>
+      </w:r>
+      <w:r>
+        <w:rPr>
+          <w:b/>
+          <w:bCs/>
+        </w:rPr>
+        <w:t>머루</w:t>
+      </w:r>
+      <w:r>
+        <w:t xml:space="preserve"> (20s): 마루 아래에 위치하며, "머루 (20s)"라고 적혀 있고, 마루의 옆에 위치해兄妹 (형제자매) 관계임을 보여줍니다. </w:t>
+      </w:r>
+    </w:p>
+    <w:p>
+      <w:pPr>
+        <w:widowControl/>
+        <w:wordWrap/>
+        <w:autoSpaceDE/>
+        <w:autoSpaceDN/>
+      </w:pPr>
+      <w:r>
+        <w:rPr>
+          <w:b/>
+          <w:bCs/>
+        </w:rPr>
+        <w:t>[중앙 및 오른쪽 그룹 - 장보고의 아내 및 자녀 및 기타 인물]</w:t>
+      </w:r>
+      <w:r>
+        <w:t xml:space="preserve"> </w:t>
+      </w:r>
+    </w:p>
+    <w:p>
+      <w:pPr>
+        <w:widowControl/>
+        <w:wordWrap/>
+        <w:autoSpaceDE/>
+        <w:autoSpaceDN/>
+      </w:pPr>
+      <w:r>
+        <w:t xml:space="preserve">• </w:t>
+      </w:r>
+      <w:r>
+        <w:rPr>
+          <w:b/>
+          <w:bCs/>
+        </w:rPr>
+        <w:t>정년</w:t>
+      </w:r>
+      <w:r>
+        <w:t xml:space="preserve"> (20s, 고향 후배, (무)장군): 상단 중앙인 </w:t>
+      </w:r>
+      <w:proofErr w:type="spellStart"/>
+      <w:r>
+        <w:t>장울과</w:t>
+      </w:r>
+      <w:proofErr w:type="spellEnd"/>
+      <w:r>
+        <w:t xml:space="preserve"> </w:t>
+      </w:r>
+      <w:proofErr w:type="spellStart"/>
+      <w:r>
+        <w:t>문씨부인</w:t>
+      </w:r>
+      <w:proofErr w:type="spellEnd"/>
+      <w:r>
+        <w:t xml:space="preserve"> 부부의 아들이며, "정년 (20s, </w:t>
+      </w:r>
+      <w:proofErr w:type="spellStart"/>
+      <w:r>
+        <w:t>골향</w:t>
+      </w:r>
+      <w:proofErr w:type="spellEnd"/>
+      <w:r>
+        <w:t xml:space="preserve"> 후배, (무)장군)"이라고 적혀 있습니다. </w:t>
+      </w:r>
+    </w:p>
+    <w:p>
+      <w:pPr>
+        <w:widowControl/>
+        <w:wordWrap/>
+        <w:autoSpaceDE/>
+        <w:autoSpaceDN/>
+      </w:pPr>
+      <w:r>
+        <w:t xml:space="preserve">• </w:t>
+      </w:r>
+      <w:r>
+        <w:rPr>
+          <w:b/>
+          <w:bCs/>
+        </w:rPr>
+        <w:t>이목</w:t>
+      </w:r>
+      <w:r>
+        <w:t xml:space="preserve"> (40s, 행수): 정년의 어머니로, "이목 (40s, 행수)"라고 적혀 있습니다. </w:t>
+      </w:r>
+    </w:p>
+    <w:p>
+      <w:pPr>
+        <w:widowControl/>
+        <w:wordWrap/>
+        <w:autoSpaceDE/>
+        <w:autoSpaceDN/>
+      </w:pPr>
+      <w:r>
+        <w:t xml:space="preserve">• </w:t>
+      </w:r>
+      <w:r>
+        <w:rPr>
+          <w:b/>
+          <w:bCs/>
+        </w:rPr>
+        <w:t>이화</w:t>
+      </w:r>
+      <w:r>
+        <w:t xml:space="preserve"> (20s): 이목의 딸로, "이화 (20s)"라고 적혀 있습니다. </w:t>
+      </w:r>
+    </w:p>
+    <w:p>
+      <w:pPr>
+        <w:widowControl/>
+        <w:wordWrap/>
+        <w:autoSpaceDE/>
+        <w:autoSpaceDN/>
+      </w:pPr>
+      <w:r>
+        <w:rPr>
+          <w:b/>
+          <w:bCs/>
+        </w:rPr>
+        <w:t>[중심인물: 장보고]</w:t>
+      </w:r>
+      <w:r>
+        <w:t xml:space="preserve"> </w:t>
+      </w:r>
+    </w:p>
+    <w:p>
+      <w:pPr>
+        <w:widowControl/>
+        <w:wordWrap/>
+        <w:autoSpaceDE/>
+        <w:autoSpaceDN/>
+      </w:pPr>
+      <w:r>
+        <w:t xml:space="preserve">• </w:t>
+      </w:r>
+      <w:r>
+        <w:rPr>
+          <w:b/>
+          <w:bCs/>
+        </w:rPr>
+        <w:t>장보고</w:t>
+      </w:r>
+      <w:r>
+        <w:t xml:space="preserve"> (30s, 주인공, (무)장군, 청해진 대사): 화면 중앙 하단에 위치한 주인공입니다. 파란색 이름표이며 "장보고 (30s, 주인공, (무)장군, 청해진 대사)"라고 적혀 있습니다. </w:t>
+      </w:r>
+      <w:r>
+        <w:lastRenderedPageBreak/>
+        <w:t xml:space="preserve">그의 사진은 화면 중앙에 가장 큼직하게 배치되어 있고, 그의 왼쪽 어깨에는 작은 문신이 보입니다. </w:t>
+      </w:r>
+    </w:p>
+    <w:p>
+      <w:pPr>
+        <w:widowControl/>
+        <w:wordWrap/>
+        <w:autoSpaceDE/>
+        <w:autoSpaceDN/>
+      </w:pPr>
+      <w:r>
+        <w:t xml:space="preserve">• 이 장보고의 가족관계선으로 </w:t>
+      </w:r>
+      <w:r>
+        <w:rPr>
+          <w:b/>
+          <w:bCs/>
+        </w:rPr>
+        <w:t>서라</w:t>
+      </w:r>
+      <w:r>
+        <w:t xml:space="preserve"> (20s, 고향 후배, 장보고 아내), </w:t>
+      </w:r>
+      <w:r>
+        <w:rPr>
+          <w:b/>
+          <w:bCs/>
+        </w:rPr>
+        <w:t>정년</w:t>
+      </w:r>
+      <w:r>
+        <w:t xml:space="preserve"> (위에서 설명), 그리고 </w:t>
+      </w:r>
+      <w:proofErr w:type="spellStart"/>
+      <w:r>
+        <w:rPr>
+          <w:b/>
+          <w:bCs/>
+        </w:rPr>
+        <w:t>이연</w:t>
+      </w:r>
+      <w:proofErr w:type="spellEnd"/>
+      <w:r>
+        <w:t xml:space="preserve"> (아래) 이 연결되어 있습니다. </w:t>
+      </w:r>
+    </w:p>
+    <w:p>
+      <w:pPr>
+        <w:widowControl/>
+        <w:wordWrap/>
+        <w:autoSpaceDE/>
+        <w:autoSpaceDN/>
+      </w:pPr>
+      <w:r>
+        <w:rPr>
+          <w:b/>
+          <w:bCs/>
+        </w:rPr>
+        <w:t>[오른쪽 및 하단 인물]</w:t>
+      </w:r>
+      <w:r>
+        <w:t xml:space="preserve"> </w:t>
+      </w:r>
+    </w:p>
+    <w:p>
+      <w:pPr>
+        <w:widowControl/>
+        <w:wordWrap/>
+        <w:autoSpaceDE/>
+        <w:autoSpaceDN/>
+      </w:pPr>
+      <w:r>
+        <w:t xml:space="preserve">• </w:t>
+      </w:r>
+      <w:r>
+        <w:rPr>
+          <w:b/>
+          <w:bCs/>
+        </w:rPr>
+        <w:t>서라</w:t>
+      </w:r>
+      <w:r>
+        <w:t xml:space="preserve"> (20s, 고향 후배, 장보고 아내): 장보고의 아내로, 분홍색 이름표이며 "서라 (20s, 고향 후배, 장보고 아내)"라고 적혀 있습니다. </w:t>
+      </w:r>
+    </w:p>
+    <w:p>
+      <w:pPr>
+        <w:widowControl/>
+        <w:wordWrap/>
+        <w:autoSpaceDE/>
+        <w:autoSpaceDN/>
+      </w:pPr>
+      <w:r>
+        <w:t xml:space="preserve">• </w:t>
+      </w:r>
+      <w:proofErr w:type="spellStart"/>
+      <w:r>
+        <w:rPr>
+          <w:b/>
+          <w:bCs/>
+        </w:rPr>
+        <w:t>이연</w:t>
+      </w:r>
+      <w:proofErr w:type="spellEnd"/>
+      <w:r>
+        <w:t xml:space="preserve"> (17, (무)병사, </w:t>
+      </w:r>
+      <w:proofErr w:type="spellStart"/>
+      <w:r>
+        <w:t>이강필</w:t>
+      </w:r>
+      <w:proofErr w:type="spellEnd"/>
+      <w:r>
+        <w:t xml:space="preserve"> 장군 손자): 장보고 아래, 정년과 연결된 하단에 위치하며, "</w:t>
+      </w:r>
+      <w:proofErr w:type="spellStart"/>
+      <w:r>
+        <w:t>이연</w:t>
+      </w:r>
+      <w:proofErr w:type="spellEnd"/>
+      <w:r>
+        <w:t xml:space="preserve"> (17, (무)병사, </w:t>
+      </w:r>
+      <w:proofErr w:type="spellStart"/>
+      <w:r>
+        <w:t>이강필</w:t>
+      </w:r>
+      <w:proofErr w:type="spellEnd"/>
+      <w:r>
+        <w:t xml:space="preserve"> 장군 손자)"이라고 적혀 있습니다. </w:t>
+      </w:r>
+    </w:p>
+    <w:p>
+      <w:pPr>
+        <w:widowControl/>
+        <w:wordWrap/>
+        <w:autoSpaceDE/>
+        <w:autoSpaceDN/>
+      </w:pPr>
+      <w:r>
+        <w:t xml:space="preserve">• </w:t>
+      </w:r>
+      <w:proofErr w:type="spellStart"/>
+      <w:r>
+        <w:rPr>
+          <w:b/>
+          <w:bCs/>
+        </w:rPr>
+        <w:t>이강필</w:t>
+      </w:r>
+      <w:proofErr w:type="spellEnd"/>
+      <w:r>
+        <w:rPr>
+          <w:b/>
+          <w:bCs/>
+        </w:rPr>
+        <w:t xml:space="preserve"> 장군</w:t>
+      </w:r>
+      <w:r>
+        <w:t xml:space="preserve"> (중, 당나라 영웅): </w:t>
+      </w:r>
+      <w:proofErr w:type="spellStart"/>
+      <w:r>
+        <w:t>이연의</w:t>
+      </w:r>
+      <w:proofErr w:type="spellEnd"/>
+      <w:r>
+        <w:t xml:space="preserve"> 부모로, "</w:t>
+      </w:r>
+      <w:proofErr w:type="spellStart"/>
+      <w:r>
+        <w:t>이강필</w:t>
+      </w:r>
+      <w:proofErr w:type="spellEnd"/>
+      <w:r>
+        <w:t xml:space="preserve"> 장군 (중, 당나라 영웅)"이라고 적혀 있습니다. </w:t>
+      </w:r>
+    </w:p>
+    <w:p>
+      <w:pPr>
+        <w:widowControl/>
+        <w:wordWrap/>
+        <w:autoSpaceDE/>
+        <w:autoSpaceDN/>
+      </w:pPr>
+      <w:r>
+        <w:t xml:space="preserve">• </w:t>
+      </w:r>
+      <w:r>
+        <w:rPr>
+          <w:b/>
+          <w:bCs/>
+        </w:rPr>
+        <w:t>설도</w:t>
+      </w:r>
+      <w:r>
+        <w:t xml:space="preserve"> (20s, 당나라 여류시인): 화면 우측 하단에 위치하며, "설도 (20s, 당나라 여류시인)"라고 적혀 있습니다. </w:t>
+      </w:r>
+    </w:p>
+    <w:p>
+      <w:pPr>
+        <w:widowControl/>
+        <w:wordWrap/>
+        <w:autoSpaceDE/>
+        <w:autoSpaceDN/>
+      </w:pPr>
+      <w:r>
+        <w:t xml:space="preserve">• </w:t>
+      </w:r>
+      <w:r>
+        <w:rPr>
+          <w:b/>
+          <w:bCs/>
+        </w:rPr>
+        <w:t>두목</w:t>
+      </w:r>
+      <w:r>
+        <w:t xml:space="preserve"> (중, 당나라 시인): 설도 옆에 위치하며, "두목 (중, 당나라 시인)"이라고 적혀 있습니다. </w:t>
+      </w:r>
+    </w:p>
+    <w:p>
+      <w:pPr>
+        <w:widowControl/>
+        <w:wordWrap/>
+        <w:autoSpaceDE/>
+        <w:autoSpaceDN/>
+      </w:pPr>
+      <w:r>
+        <w:t xml:space="preserve">• </w:t>
+      </w:r>
+      <w:proofErr w:type="spellStart"/>
+      <w:r>
+        <w:rPr>
+          <w:b/>
+          <w:bCs/>
+        </w:rPr>
+        <w:t>연닌</w:t>
+      </w:r>
+      <w:proofErr w:type="spellEnd"/>
+      <w:r>
+        <w:t xml:space="preserve"> (일, 일본 승려): 화면 가장 우측 하단에 위치하며, "</w:t>
+      </w:r>
+      <w:proofErr w:type="spellStart"/>
+      <w:r>
+        <w:t>연닌</w:t>
+      </w:r>
+      <w:proofErr w:type="spellEnd"/>
+      <w:r>
+        <w:t xml:space="preserve"> (일, 일본 승려)"라고 적혀 있습니다. </w:t>
+      </w:r>
+    </w:p>
+    <w:p>
+      <w:pPr>
+        <w:widowControl/>
+        <w:wordWrap/>
+        <w:autoSpaceDE/>
+        <w:autoSpaceDN/>
+      </w:pPr>
+      <w:r>
+        <w:rPr>
+          <w:b/>
+          <w:bCs/>
+        </w:rPr>
+        <w:t>[이미지 및 배경]</w:t>
+      </w:r>
+      <w:r>
+        <w:t xml:space="preserve"> </w:t>
+      </w:r>
+    </w:p>
+    <w:p>
+      <w:pPr>
+        <w:widowControl/>
+        <w:wordWrap/>
+        <w:autoSpaceDE/>
+        <w:autoSpaceDN/>
+      </w:pPr>
+      <w:r>
+        <w:t xml:space="preserve">• 배경은 흰색입니다. </w:t>
+      </w:r>
+    </w:p>
+    <w:p>
+      <w:pPr>
+        <w:widowControl/>
+        <w:wordWrap/>
+        <w:autoSpaceDE/>
+        <w:autoSpaceDN/>
+      </w:pPr>
+      <w:r>
+        <w:t xml:space="preserve">• 각 인물들은 원형이나 타원형 사진 박스에 얼굴이 들어 있으며, 파란색 (남자), 분홍색 (여자), 회색 (남자/여자 구분 없음 등) 등 이름표 색상으로 성별이 구분됩니다. </w:t>
+      </w:r>
+    </w:p>
+    <w:p>
+      <w:pPr>
+        <w:widowControl/>
+        <w:wordWrap/>
+        <w:autoSpaceDE/>
+        <w:autoSpaceDN/>
+      </w:pPr>
+      <w:r>
+        <w:t xml:space="preserve">• 인물들 사이에는 갈색 실선 (가족관계) 과 회색 화살표 (계급관계) 로 연결되어 계보와 사회적 위계를 보여줍니다. </w:t>
+      </w:r>
+    </w:p>
+    <w:p>
+      <w:pPr>
+        <w:widowControl/>
+        <w:wordWrap/>
+        <w:autoSpaceDE/>
+        <w:autoSpaceDN/>
+      </w:pPr>
+      <w:r>
+        <w:rPr>
+          <w:b/>
+          <w:bCs/>
+        </w:rPr>
+        <w:t>[이미지 요약]</w:t>
+      </w:r>
+      <w:r>
+        <w:t xml:space="preserve"> 화면 상단에 "AI 장보고 캐스팅 인물관계도"</w:t>
+      </w:r>
+      <w:proofErr w:type="spellStart"/>
+      <w:r>
+        <w:t>라고</w:t>
+      </w:r>
+      <w:proofErr w:type="spellEnd"/>
+      <w:r>
+        <w:t xml:space="preserve"> 적혀 있는 이미지로, 상단에 </w:t>
+      </w:r>
+      <w:proofErr w:type="spellStart"/>
+      <w:r>
+        <w:t>장울과</w:t>
+      </w:r>
+      <w:proofErr w:type="spellEnd"/>
+      <w:r>
+        <w:t xml:space="preserve"> </w:t>
+      </w:r>
+      <w:proofErr w:type="spellStart"/>
+      <w:r>
+        <w:t>문씨부인</w:t>
+      </w:r>
+      <w:proofErr w:type="spellEnd"/>
+      <w:r>
+        <w:t xml:space="preserve"> 부부, 그 아래에 신라 </w:t>
+      </w:r>
+      <w:proofErr w:type="spellStart"/>
+      <w:r>
+        <w:t>왕홍덕왕</w:t>
+      </w:r>
+      <w:proofErr w:type="spellEnd"/>
+      <w:r>
+        <w:t xml:space="preserve"> 및 문관들, 중앙에 장보고와 서라 부부, 하단에 장보고의 손자인 </w:t>
+      </w:r>
+      <w:proofErr w:type="spellStart"/>
+      <w:r>
+        <w:t>이연과</w:t>
+      </w:r>
+      <w:proofErr w:type="spellEnd"/>
+      <w:r>
+        <w:t xml:space="preserve"> 다른 배역 (</w:t>
+      </w:r>
+      <w:proofErr w:type="spellStart"/>
+      <w:r>
+        <w:t>이강필</w:t>
+      </w:r>
+      <w:proofErr w:type="spellEnd"/>
+      <w:r>
+        <w:t>, 설도 등) 이 계급관계를 화살표로 표시된 인물관계도 차트입니다.</w:t>
+      </w:r>
+    </w:p>
+    <w:p>
+      <w:pPr>
+        <w:widowControl/>
+        <w:wordWrap/>
+        <w:autoSpaceDE/>
+        <w:autoSpaceDN/>
+      </w:pPr>
+    </w:p>
+    <w:p>
+      <w:pPr>
+        <w:widowControl/>
+        <w:wordWrap/>
+        <w:autoSpaceDE/>
+        <w:autoSpaceDN/>
+      </w:pPr>
+    </w:p>
+    <w:p>
+      <w:pPr>
+        <w:rPr>
+          <w:rFonts w:hint="eastAsia"/>
+        </w:rPr>
+      </w:pPr>
+      <w:proofErr w:type="spellStart"/>
+      <w:r>
+        <w:rPr>
+          <w:rFonts w:hint="eastAsia"/>
+        </w:rPr>
+        <w:lastRenderedPageBreak/>
+        <w:t>젬마</w:t>
+      </w:r>
+      <w:proofErr w:type="spellEnd"/>
+      <w:r>
+        <w:rPr>
+          <w:rFonts w:hint="eastAsia"/>
+        </w:rPr>
+        <w:t xml:space="preserve">4: </w:t>
+      </w:r>
+      <w:r>
+        <w:rPr>
+          <w:rFonts w:hint="eastAsia"/>
+        </w:rPr>
+        <w:t>2</w:t>
+      </w:r>
+      <w:r>
+        <w:rPr>
+          <w:rFonts w:hint="eastAsia"/>
+        </w:rPr>
+        <w:t>G</w:t>
+      </w:r>
+      <w:r>
+        <w:rPr>
+          <w:rFonts w:hint="eastAsia"/>
+        </w:rPr>
+        <w:t xml:space="preserve"> 20초</w:t>
+      </w:r>
+    </w:p>
+    <w:p>
+      <w:pPr>
+        <w:widowControl/>
+        <w:wordWrap/>
+        <w:autoSpaceDE/>
+        <w:autoSpaceDN/>
+        <w:rPr>
+          <w:rFonts w:hint="eastAsia"/>
+        </w:rPr>
+      </w:pPr>
+    </w:p>
+    <w:p>
+      <w:pPr>
+        <w:widowControl/>
+        <w:wordWrap/>
+        <w:autoSpaceDE/>
+        <w:autoSpaceDN/>
+      </w:pPr>
+      <w:r>
+        <w:t>파일명: 인물관계도.</w:t>
+      </w:r>
+      <w:proofErr w:type="spellStart"/>
+      <w:r>
+        <w:t>png</w:t>
+      </w:r>
+      <w:proofErr w:type="spellEnd"/>
+      <w:r>
+        <w:t xml:space="preserve"> </w:t>
+      </w:r>
+    </w:p>
+    <w:p>
+      <w:pPr>
+        <w:widowControl/>
+        <w:wordWrap/>
+        <w:autoSpaceDE/>
+        <w:autoSpaceDN/>
+      </w:pPr>
+      <w:r>
+        <w:t xml:space="preserve">요청하신 이미지를 시각장애인이 머릿속으로 그릴 수 있도록 최대한 상세하게 한국어로 분석하고 설명해 드리겠습니다. 텍스트 읽기가 최우선이며, 모든 내용을 정확하게 전달하겠습니다. </w:t>
+      </w:r>
+    </w:p>
+    <w:p>
+      <w:pPr>
+        <w:widowControl/>
+        <w:wordWrap/>
+        <w:autoSpaceDE/>
+        <w:autoSpaceDN/>
+      </w:pPr>
+      <w:r>
+        <w:t xml:space="preserve">1. 텍스트 읽기 (가장 중요한 내용) </w:t>
+      </w:r>
+    </w:p>
+    <w:p>
+      <w:pPr>
+        <w:widowControl/>
+        <w:wordWrap/>
+        <w:autoSpaceDE/>
+        <w:autoSpaceDN/>
+      </w:pPr>
+      <w:r>
+        <w:t xml:space="preserve">이 이미지는 여러 캐릭터와 관계를 나타내는 복잡한 흐름도 또는 다이어그램 형태로 구성되어 있으며, 주로 한국어 텍스트와 화살표로 연결되어 있습니다. </w:t>
+      </w:r>
+    </w:p>
+    <w:p>
+      <w:pPr>
+        <w:widowControl/>
+        <w:wordWrap/>
+        <w:autoSpaceDE/>
+        <w:autoSpaceDN/>
+      </w:pPr>
+      <w:r>
+        <w:rPr>
+          <w:b/>
+          <w:bCs/>
+        </w:rPr>
+        <w:t>[화면 중앙 부분의 주요 흐름]</w:t>
+      </w:r>
+      <w:r>
+        <w:t xml:space="preserve"> </w:t>
+      </w:r>
+    </w:p>
+    <w:p>
+      <w:pPr>
+        <w:widowControl/>
+        <w:wordWrap/>
+        <w:autoSpaceDE/>
+        <w:autoSpaceDN/>
+      </w:pPr>
+      <w:r>
+        <w:t xml:space="preserve">• </w:t>
+      </w:r>
+      <w:r>
+        <w:rPr>
+          <w:b/>
+          <w:bCs/>
+        </w:rPr>
+        <w:t>남자 캐릭터</w:t>
+      </w:r>
+      <w:r>
+        <w:t xml:space="preserve"> </w:t>
+      </w:r>
+    </w:p>
+    <w:p>
+      <w:pPr>
+        <w:widowControl/>
+        <w:wordWrap/>
+        <w:autoSpaceDE/>
+        <w:autoSpaceDN/>
+      </w:pPr>
+      <w:r>
+        <w:t xml:space="preserve">• 남자 캐릭터 → </w:t>
+      </w:r>
+      <w:proofErr w:type="spellStart"/>
+      <w:r>
+        <w:t>이사건</w:t>
+      </w:r>
+      <w:proofErr w:type="spellEnd"/>
+      <w:r>
+        <w:t xml:space="preserve"> </w:t>
+      </w:r>
+    </w:p>
+    <w:p>
+      <w:pPr>
+        <w:widowControl/>
+        <w:wordWrap/>
+        <w:autoSpaceDE/>
+        <w:autoSpaceDN/>
+      </w:pPr>
+      <w:r>
+        <w:t xml:space="preserve">• 남자 캐릭터 → </w:t>
+      </w:r>
+      <w:proofErr w:type="spellStart"/>
+      <w:r>
+        <w:t>강소연</w:t>
+      </w:r>
+      <w:proofErr w:type="spellEnd"/>
+      <w:r>
+        <w:t xml:space="preserve"> </w:t>
+      </w:r>
+    </w:p>
+    <w:p>
+      <w:pPr>
+        <w:widowControl/>
+        <w:wordWrap/>
+        <w:autoSpaceDE/>
+        <w:autoSpaceDN/>
+      </w:pPr>
+      <w:r>
+        <w:t xml:space="preserve">• </w:t>
+      </w:r>
+      <w:r>
+        <w:rPr>
+          <w:b/>
+          <w:bCs/>
+        </w:rPr>
+        <w:t>여자 캐릭터</w:t>
+      </w:r>
+      <w:r>
+        <w:t xml:space="preserve"> </w:t>
+      </w:r>
+    </w:p>
+    <w:p>
+      <w:pPr>
+        <w:widowControl/>
+        <w:wordWrap/>
+        <w:autoSpaceDE/>
+        <w:autoSpaceDN/>
+      </w:pPr>
+      <w:r>
+        <w:t xml:space="preserve">• 여자 캐릭터 → </w:t>
+      </w:r>
+      <w:proofErr w:type="spellStart"/>
+      <w:r>
+        <w:t>무정식</w:t>
+      </w:r>
+      <w:proofErr w:type="spellEnd"/>
+      <w:r>
+        <w:t xml:space="preserve"> </w:t>
+      </w:r>
+    </w:p>
+    <w:p>
+      <w:pPr>
+        <w:widowControl/>
+        <w:wordWrap/>
+        <w:autoSpaceDE/>
+        <w:autoSpaceDN/>
+      </w:pPr>
+      <w:r>
+        <w:t xml:space="preserve">• 여자 캐릭터 → 이정은 </w:t>
+      </w:r>
+    </w:p>
+    <w:p>
+      <w:pPr>
+        <w:widowControl/>
+        <w:wordWrap/>
+        <w:autoSpaceDE/>
+        <w:autoSpaceDN/>
+      </w:pPr>
+      <w:r>
+        <w:t xml:space="preserve">• </w:t>
+      </w:r>
+      <w:proofErr w:type="spellStart"/>
+      <w:r>
+        <w:rPr>
+          <w:b/>
+          <w:bCs/>
+        </w:rPr>
+        <w:t>이사건</w:t>
+      </w:r>
+      <w:proofErr w:type="spellEnd"/>
+      <w:r>
+        <w:t xml:space="preserve"> </w:t>
+      </w:r>
+    </w:p>
+    <w:p>
+      <w:pPr>
+        <w:widowControl/>
+        <w:wordWrap/>
+        <w:autoSpaceDE/>
+        <w:autoSpaceDN/>
+      </w:pPr>
+      <w:r>
+        <w:t xml:space="preserve">• </w:t>
+      </w:r>
+      <w:proofErr w:type="spellStart"/>
+      <w:r>
+        <w:t>이사건</w:t>
+      </w:r>
+      <w:proofErr w:type="spellEnd"/>
+      <w:r>
+        <w:t xml:space="preserve"> → </w:t>
+      </w:r>
+      <w:proofErr w:type="spellStart"/>
+      <w:r>
+        <w:t>강소연</w:t>
+      </w:r>
+      <w:proofErr w:type="spellEnd"/>
+      <w:r>
+        <w:t xml:space="preserve"> </w:t>
+      </w:r>
+    </w:p>
+    <w:p>
+      <w:pPr>
+        <w:widowControl/>
+        <w:wordWrap/>
+        <w:autoSpaceDE/>
+        <w:autoSpaceDN/>
+      </w:pPr>
+      <w:r>
+        <w:t xml:space="preserve">• </w:t>
+      </w:r>
+      <w:proofErr w:type="spellStart"/>
+      <w:r>
+        <w:rPr>
+          <w:b/>
+          <w:bCs/>
+        </w:rPr>
+        <w:t>강소연</w:t>
+      </w:r>
+      <w:proofErr w:type="spellEnd"/>
+      <w:r>
+        <w:t xml:space="preserve"> • </w:t>
+      </w:r>
+      <w:proofErr w:type="spellStart"/>
+      <w:r>
+        <w:t>강소연</w:t>
+      </w:r>
+      <w:proofErr w:type="spellEnd"/>
+      <w:r>
+        <w:t xml:space="preserve"> → </w:t>
+      </w:r>
+      <w:proofErr w:type="spellStart"/>
+      <w:r>
+        <w:t>무정식</w:t>
+      </w:r>
+      <w:proofErr w:type="spellEnd"/>
+      <w:r>
+        <w:t xml:space="preserve"> </w:t>
+      </w:r>
+    </w:p>
+    <w:p>
+      <w:pPr>
+        <w:widowControl/>
+        <w:wordWrap/>
+        <w:autoSpaceDE/>
+        <w:autoSpaceDN/>
+      </w:pPr>
+      <w:r>
+        <w:t xml:space="preserve">• </w:t>
+      </w:r>
+      <w:proofErr w:type="spellStart"/>
+      <w:r>
+        <w:t>강소연</w:t>
+      </w:r>
+      <w:proofErr w:type="spellEnd"/>
+      <w:r>
+        <w:t xml:space="preserve"> → 이정은 </w:t>
+      </w:r>
+    </w:p>
+    <w:p>
+      <w:pPr>
+        <w:widowControl/>
+        <w:wordWrap/>
+        <w:autoSpaceDE/>
+        <w:autoSpaceDN/>
+      </w:pPr>
+      <w:r>
+        <w:t xml:space="preserve">• </w:t>
+      </w:r>
+      <w:proofErr w:type="spellStart"/>
+      <w:r>
+        <w:rPr>
+          <w:b/>
+          <w:bCs/>
+        </w:rPr>
+        <w:t>무정식</w:t>
+      </w:r>
+      <w:proofErr w:type="spellEnd"/>
+      <w:r>
+        <w:t xml:space="preserve"> </w:t>
+      </w:r>
+    </w:p>
+    <w:p>
+      <w:pPr>
+        <w:widowControl/>
+        <w:wordWrap/>
+        <w:autoSpaceDE/>
+        <w:autoSpaceDN/>
+      </w:pPr>
+      <w:r>
+        <w:t xml:space="preserve">• </w:t>
+      </w:r>
+      <w:proofErr w:type="spellStart"/>
+      <w:r>
+        <w:t>무정식</w:t>
+      </w:r>
+      <w:proofErr w:type="spellEnd"/>
+      <w:r>
+        <w:t xml:space="preserve"> → </w:t>
+      </w:r>
+      <w:proofErr w:type="spellStart"/>
+      <w:r>
+        <w:t>이사건</w:t>
+      </w:r>
+      <w:proofErr w:type="spellEnd"/>
+      <w:r>
+        <w:t xml:space="preserve"> </w:t>
+      </w:r>
+    </w:p>
+    <w:p>
+      <w:pPr>
+        <w:widowControl/>
+        <w:wordWrap/>
+        <w:autoSpaceDE/>
+        <w:autoSpaceDN/>
+      </w:pPr>
+      <w:r>
+        <w:t xml:space="preserve">• </w:t>
+      </w:r>
+      <w:r>
+        <w:rPr>
+          <w:b/>
+          <w:bCs/>
+        </w:rPr>
+        <w:t>이정은</w:t>
+      </w:r>
+      <w:r>
+        <w:t xml:space="preserve"> </w:t>
+      </w:r>
+    </w:p>
+    <w:p>
+      <w:pPr>
+        <w:widowControl/>
+        <w:wordWrap/>
+        <w:autoSpaceDE/>
+        <w:autoSpaceDN/>
+      </w:pPr>
+      <w:r>
+        <w:t xml:space="preserve">• 이정은 → </w:t>
+      </w:r>
+      <w:proofErr w:type="spellStart"/>
+      <w:r>
+        <w:t>강소연</w:t>
+      </w:r>
+      <w:proofErr w:type="spellEnd"/>
+      <w:r>
+        <w:t xml:space="preserve"> </w:t>
+      </w:r>
+    </w:p>
+    <w:p>
+      <w:pPr>
+        <w:widowControl/>
+        <w:wordWrap/>
+        <w:autoSpaceDE/>
+        <w:autoSpaceDN/>
+      </w:pPr>
+      <w:r>
+        <w:rPr>
+          <w:b/>
+          <w:bCs/>
+        </w:rPr>
+        <w:t>[좌측 영역의 상세 흐름]</w:t>
+      </w:r>
+      <w:r>
+        <w:t xml:space="preserve"> </w:t>
+      </w:r>
+    </w:p>
+    <w:p>
+      <w:pPr>
+        <w:widowControl/>
+        <w:wordWrap/>
+        <w:autoSpaceDE/>
+        <w:autoSpaceDN/>
+      </w:pPr>
+      <w:r>
+        <w:t xml:space="preserve">• </w:t>
+      </w:r>
+      <w:r>
+        <w:rPr>
+          <w:b/>
+          <w:bCs/>
+        </w:rPr>
+        <w:t>남자 캐릭터</w:t>
+      </w:r>
+      <w:r>
+        <w:t xml:space="preserve"> 아래로 </w:t>
+      </w:r>
+      <w:r>
+        <w:rPr>
+          <w:b/>
+          <w:bCs/>
+        </w:rPr>
+        <w:t>이사건</w:t>
+      </w:r>
+      <w:r>
+        <w:t xml:space="preserve">과 </w:t>
+      </w:r>
+      <w:proofErr w:type="spellStart"/>
+      <w:r>
+        <w:rPr>
+          <w:b/>
+          <w:bCs/>
+        </w:rPr>
+        <w:t>강소연</w:t>
+      </w:r>
+      <w:r>
+        <w:t>이</w:t>
+      </w:r>
+      <w:proofErr w:type="spellEnd"/>
+      <w:r>
+        <w:t xml:space="preserve"> 연결됩니다. </w:t>
+      </w:r>
+    </w:p>
+    <w:p>
+      <w:pPr>
+        <w:widowControl/>
+        <w:wordWrap/>
+        <w:autoSpaceDE/>
+        <w:autoSpaceDN/>
+      </w:pPr>
+      <w:r>
+        <w:lastRenderedPageBreak/>
+        <w:t xml:space="preserve">• </w:t>
+      </w:r>
+      <w:r>
+        <w:rPr>
+          <w:b/>
+          <w:bCs/>
+        </w:rPr>
+        <w:t>여자 캐릭터</w:t>
+      </w:r>
+      <w:r>
+        <w:t xml:space="preserve"> 아래로 </w:t>
+      </w:r>
+      <w:r>
+        <w:rPr>
+          <w:b/>
+          <w:bCs/>
+        </w:rPr>
+        <w:t>무정식</w:t>
+      </w:r>
+      <w:r>
+        <w:t xml:space="preserve">과 </w:t>
+      </w:r>
+      <w:r>
+        <w:rPr>
+          <w:b/>
+          <w:bCs/>
+        </w:rPr>
+        <w:t>이정은</w:t>
+      </w:r>
+      <w:r>
+        <w:t xml:space="preserve">이 연결됩니다. </w:t>
+      </w:r>
+    </w:p>
+    <w:p>
+      <w:pPr>
+        <w:widowControl/>
+        <w:wordWrap/>
+        <w:autoSpaceDE/>
+        <w:autoSpaceDN/>
+      </w:pPr>
+      <w:r>
+        <w:rPr>
+          <w:b/>
+          <w:bCs/>
+        </w:rPr>
+        <w:t>[우측 영역의 상세 흐름]</w:t>
+      </w:r>
+      <w:r>
+        <w:t xml:space="preserve"> </w:t>
+      </w:r>
+    </w:p>
+    <w:p>
+      <w:pPr>
+        <w:widowControl/>
+        <w:wordWrap/>
+        <w:autoSpaceDE/>
+        <w:autoSpaceDN/>
+      </w:pPr>
+      <w:r>
+        <w:t xml:space="preserve">• </w:t>
+      </w:r>
+      <w:proofErr w:type="spellStart"/>
+      <w:r>
+        <w:rPr>
+          <w:b/>
+          <w:bCs/>
+        </w:rPr>
+        <w:t>이사건</w:t>
+      </w:r>
+      <w:r>
+        <w:t>은</w:t>
+      </w:r>
+      <w:proofErr w:type="spellEnd"/>
+      <w:r>
+        <w:t xml:space="preserve"> </w:t>
+      </w:r>
+      <w:proofErr w:type="spellStart"/>
+      <w:r>
+        <w:rPr>
+          <w:b/>
+          <w:bCs/>
+        </w:rPr>
+        <w:t>강소연</w:t>
+      </w:r>
+      <w:r>
+        <w:t>을</w:t>
+      </w:r>
+      <w:proofErr w:type="spellEnd"/>
+      <w:r>
+        <w:t xml:space="preserve"> 향하고 있습니다.</w:t>
+      </w:r>
+    </w:p>
+    <w:p>
+      <w:pPr>
+        <w:widowControl/>
+        <w:wordWrap/>
+        <w:autoSpaceDE/>
+        <w:autoSpaceDN/>
+      </w:pPr>
+      <w:r>
+        <w:t xml:space="preserve">• </w:t>
+      </w:r>
+      <w:proofErr w:type="spellStart"/>
+      <w:r>
+        <w:rPr>
+          <w:b/>
+          <w:bCs/>
+        </w:rPr>
+        <w:t>강소연</w:t>
+      </w:r>
+      <w:r>
+        <w:t>은</w:t>
+      </w:r>
+      <w:proofErr w:type="spellEnd"/>
+      <w:r>
+        <w:t xml:space="preserve"> </w:t>
+      </w:r>
+      <w:r>
+        <w:rPr>
+          <w:b/>
+          <w:bCs/>
+        </w:rPr>
+        <w:t>무정식</w:t>
+      </w:r>
+      <w:r>
+        <w:t xml:space="preserve">과 </w:t>
+      </w:r>
+      <w:r>
+        <w:rPr>
+          <w:b/>
+          <w:bCs/>
+        </w:rPr>
+        <w:t>이정은</w:t>
+      </w:r>
+      <w:r>
+        <w:t xml:space="preserve">을 향하고 있습니다. </w:t>
+      </w:r>
+    </w:p>
+    <w:p>
+      <w:pPr>
+        <w:widowControl/>
+        <w:wordWrap/>
+        <w:autoSpaceDE/>
+        <w:autoSpaceDN/>
+      </w:pPr>
+      <w:r>
+        <w:rPr>
+          <w:b/>
+          <w:bCs/>
+        </w:rPr>
+        <w:t>[전체 텍스트 목록 (이미지 주변의 레이블)]</w:t>
+      </w:r>
+      <w:r>
+        <w:t xml:space="preserve"> </w:t>
+      </w:r>
+    </w:p>
+    <w:p>
+      <w:pPr>
+        <w:widowControl/>
+        <w:wordWrap/>
+        <w:autoSpaceDE/>
+        <w:autoSpaceDN/>
+      </w:pPr>
+      <w:r>
+        <w:t xml:space="preserve">화면의 각 모서리와 주변에는 다음과 같은 텍스트 라벨들이 배치되어 있습니다. </w:t>
+      </w:r>
+    </w:p>
+    <w:p>
+      <w:pPr>
+        <w:widowControl/>
+        <w:wordWrap/>
+        <w:autoSpaceDE/>
+        <w:autoSpaceDN/>
+      </w:pPr>
+      <w:r>
+        <w:t xml:space="preserve">• </w:t>
+      </w:r>
+      <w:r>
+        <w:rPr>
+          <w:b/>
+          <w:bCs/>
+        </w:rPr>
+        <w:t>상단 좌측:</w:t>
+      </w:r>
+      <w:r>
+        <w:t xml:space="preserve"> 남자 캐릭터 </w:t>
+      </w:r>
+    </w:p>
+    <w:p>
+      <w:pPr>
+        <w:widowControl/>
+        <w:wordWrap/>
+        <w:autoSpaceDE/>
+        <w:autoSpaceDN/>
+      </w:pPr>
+      <w:r>
+        <w:t xml:space="preserve">• </w:t>
+      </w:r>
+      <w:r>
+        <w:rPr>
+          <w:b/>
+          <w:bCs/>
+        </w:rPr>
+        <w:t>상단 중앙:</w:t>
+      </w:r>
+      <w:r>
+        <w:t xml:space="preserve"> 여자 캐릭터 </w:t>
+      </w:r>
+    </w:p>
+    <w:p>
+      <w:pPr>
+        <w:widowControl/>
+        <w:wordWrap/>
+        <w:autoSpaceDE/>
+        <w:autoSpaceDN/>
+      </w:pPr>
+      <w:r>
+        <w:t xml:space="preserve">• </w:t>
+      </w:r>
+      <w:r>
+        <w:rPr>
+          <w:b/>
+          <w:bCs/>
+        </w:rPr>
+        <w:t>상단 우측:</w:t>
+      </w:r>
+      <w:r>
+        <w:t xml:space="preserve"> </w:t>
+      </w:r>
+      <w:proofErr w:type="spellStart"/>
+      <w:r>
+        <w:t>이사건</w:t>
+      </w:r>
+      <w:proofErr w:type="spellEnd"/>
+      <w:r>
+        <w:t xml:space="preserve"> </w:t>
+      </w:r>
+    </w:p>
+    <w:p>
+      <w:pPr>
+        <w:widowControl/>
+        <w:wordWrap/>
+        <w:autoSpaceDE/>
+        <w:autoSpaceDN/>
+      </w:pPr>
+      <w:r>
+        <w:t xml:space="preserve">• </w:t>
+      </w:r>
+      <w:r>
+        <w:rPr>
+          <w:b/>
+          <w:bCs/>
+        </w:rPr>
+        <w:t>중앙:</w:t>
+      </w:r>
+      <w:r>
+        <w:t xml:space="preserve"> </w:t>
+      </w:r>
+      <w:proofErr w:type="spellStart"/>
+      <w:r>
+        <w:t>강소연</w:t>
+      </w:r>
+      <w:proofErr w:type="spellEnd"/>
+      <w:r>
+        <w:t xml:space="preserve"> </w:t>
+      </w:r>
+    </w:p>
+    <w:p>
+      <w:pPr>
+        <w:widowControl/>
+        <w:wordWrap/>
+        <w:autoSpaceDE/>
+        <w:autoSpaceDN/>
+      </w:pPr>
+      <w:r>
+        <w:t xml:space="preserve">• </w:t>
+      </w:r>
+      <w:r>
+        <w:rPr>
+          <w:b/>
+          <w:bCs/>
+        </w:rPr>
+        <w:t>하단 좌측:</w:t>
+      </w:r>
+      <w:r>
+        <w:t xml:space="preserve"> </w:t>
+      </w:r>
+      <w:proofErr w:type="spellStart"/>
+      <w:r>
+        <w:t>무정식</w:t>
+      </w:r>
+      <w:proofErr w:type="spellEnd"/>
+      <w:r>
+        <w:t xml:space="preserve"> </w:t>
+      </w:r>
+    </w:p>
+    <w:p>
+      <w:pPr>
+        <w:widowControl/>
+        <w:wordWrap/>
+        <w:autoSpaceDE/>
+        <w:autoSpaceDN/>
+      </w:pPr>
+      <w:r>
+        <w:t xml:space="preserve">• </w:t>
+      </w:r>
+      <w:r>
+        <w:rPr>
+          <w:b/>
+          <w:bCs/>
+        </w:rPr>
+        <w:t>하단 우측:</w:t>
+      </w:r>
+      <w:r>
+        <w:t xml:space="preserve"> 이정은 </w:t>
+      </w:r>
+    </w:p>
+    <w:p>
+      <w:pPr>
+        <w:widowControl/>
+        <w:wordWrap/>
+        <w:autoSpaceDE/>
+        <w:autoSpaceDN/>
+      </w:pPr>
+      <w:r>
+        <w:rPr>
+          <w:b/>
+          <w:bCs/>
+        </w:rPr>
+        <w:t>[이미지 옆의 작은 텍스트 및 라벨]</w:t>
+      </w:r>
+      <w:r>
+        <w:t xml:space="preserve"> </w:t>
+      </w:r>
+    </w:p>
+    <w:p>
+      <w:pPr>
+        <w:widowControl/>
+        <w:wordWrap/>
+        <w:autoSpaceDE/>
+        <w:autoSpaceDN/>
+      </w:pPr>
+      <w:r>
+        <w:t xml:space="preserve">다이어그램의 각 </w:t>
+      </w:r>
+      <w:proofErr w:type="spellStart"/>
+      <w:r>
+        <w:t>흐름선</w:t>
+      </w:r>
+      <w:proofErr w:type="spellEnd"/>
+      <w:r>
+        <w:t xml:space="preserve"> 위에는 아래와 같은 라벨들이 배치되어 있습니다. </w:t>
+      </w:r>
+    </w:p>
+    <w:p>
+      <w:pPr>
+        <w:widowControl/>
+        <w:wordWrap/>
+        <w:autoSpaceDE/>
+        <w:autoSpaceDN/>
+      </w:pPr>
+      <w:r>
+        <w:t xml:space="preserve">• </w:t>
+      </w:r>
+      <w:r>
+        <w:rPr>
+          <w:b/>
+          <w:bCs/>
+        </w:rPr>
+        <w:t>왼쪽:</w:t>
+      </w:r>
+      <w:r>
+        <w:t xml:space="preserve"> 남자 캐릭터, 여자 캐릭터, </w:t>
+      </w:r>
+      <w:proofErr w:type="spellStart"/>
+      <w:r>
+        <w:t>이사건</w:t>
+      </w:r>
+      <w:proofErr w:type="spellEnd"/>
+      <w:r>
+        <w:t xml:space="preserve">, </w:t>
+      </w:r>
+      <w:proofErr w:type="spellStart"/>
+      <w:r>
+        <w:t>강소연</w:t>
+      </w:r>
+      <w:proofErr w:type="spellEnd"/>
+      <w:r>
+        <w:t xml:space="preserve">, </w:t>
+      </w:r>
+      <w:proofErr w:type="spellStart"/>
+      <w:r>
+        <w:t>무정식</w:t>
+      </w:r>
+      <w:proofErr w:type="spellEnd"/>
+      <w:r>
+        <w:t xml:space="preserve">, 이정은 </w:t>
+      </w:r>
+    </w:p>
+    <w:p>
+      <w:pPr>
+        <w:widowControl/>
+        <w:wordWrap/>
+        <w:autoSpaceDE/>
+        <w:autoSpaceDN/>
+      </w:pPr>
+      <w:r>
+        <w:t xml:space="preserve">• </w:t>
+      </w:r>
+      <w:r>
+        <w:rPr>
+          <w:b/>
+          <w:bCs/>
+        </w:rPr>
+        <w:t>오른쪽:</w:t>
+      </w:r>
+      <w:r>
+        <w:t xml:space="preserve"> </w:t>
+      </w:r>
+      <w:proofErr w:type="spellStart"/>
+      <w:r>
+        <w:t>이사건</w:t>
+      </w:r>
+      <w:proofErr w:type="spellEnd"/>
+      <w:r>
+        <w:t xml:space="preserve">, </w:t>
+      </w:r>
+      <w:proofErr w:type="spellStart"/>
+      <w:r>
+        <w:t>강소연</w:t>
+      </w:r>
+      <w:proofErr w:type="spellEnd"/>
+      <w:r>
+        <w:t xml:space="preserve">, </w:t>
+      </w:r>
+      <w:proofErr w:type="spellStart"/>
+      <w:r>
+        <w:t>무정식</w:t>
+      </w:r>
+      <w:proofErr w:type="spellEnd"/>
+      <w:r>
+        <w:t xml:space="preserve">, 이정은 </w:t>
+      </w:r>
+    </w:p>
+    <w:p>
+      <w:pPr>
+        <w:widowControl/>
+        <w:wordWrap/>
+        <w:autoSpaceDE/>
+        <w:autoSpaceDN/>
+      </w:pPr>
+      <w:r>
+        <w:rPr>
+          <w:b/>
+          <w:bCs/>
+        </w:rPr>
+        <w:t>[이미지 전체에 걸쳐 배치된 기타 텍스트 (각 이미지 아래에 위치)]</w:t>
+      </w:r>
+      <w:r>
+        <w:t xml:space="preserve"> </w:t>
+      </w:r>
+    </w:p>
+    <w:p>
+      <w:pPr>
+        <w:widowControl/>
+        <w:wordWrap/>
+        <w:autoSpaceDE/>
+        <w:autoSpaceDN/>
+      </w:pPr>
+      <w:r>
+        <w:t xml:space="preserve">• </w:t>
+      </w:r>
+      <w:r>
+        <w:rPr>
+          <w:b/>
+          <w:bCs/>
+        </w:rPr>
+        <w:t>좌측 상단:</w:t>
+      </w:r>
+      <w:r>
+        <w:t xml:space="preserve"> 남자 캐릭터 </w:t>
+      </w:r>
+    </w:p>
+    <w:p>
+      <w:pPr>
+        <w:widowControl/>
+        <w:wordWrap/>
+        <w:autoSpaceDE/>
+        <w:autoSpaceDN/>
+      </w:pPr>
+      <w:r>
+        <w:t xml:space="preserve">• </w:t>
+      </w:r>
+      <w:r>
+        <w:rPr>
+          <w:b/>
+          <w:bCs/>
+        </w:rPr>
+        <w:t>중앙 좌측:</w:t>
+      </w:r>
+      <w:r>
+        <w:t xml:space="preserve"> </w:t>
+      </w:r>
+      <w:proofErr w:type="spellStart"/>
+      <w:r>
+        <w:t>이사건</w:t>
+      </w:r>
+      <w:proofErr w:type="spellEnd"/>
+      <w:r>
+        <w:t xml:space="preserve"> </w:t>
+      </w:r>
+    </w:p>
+    <w:p>
+      <w:pPr>
+        <w:widowControl/>
+        <w:wordWrap/>
+        <w:autoSpaceDE/>
+        <w:autoSpaceDN/>
+      </w:pPr>
+      <w:r>
+        <w:t xml:space="preserve">• </w:t>
+      </w:r>
+      <w:r>
+        <w:rPr>
+          <w:b/>
+          <w:bCs/>
+        </w:rPr>
+        <w:t>중앙:</w:t>
+      </w:r>
+      <w:r>
+        <w:t xml:space="preserve"> </w:t>
+      </w:r>
+      <w:proofErr w:type="spellStart"/>
+      <w:r>
+        <w:t>강소연</w:t>
+      </w:r>
+      <w:proofErr w:type="spellEnd"/>
+      <w:r>
+        <w:t xml:space="preserve"> </w:t>
+      </w:r>
+    </w:p>
+    <w:p>
+      <w:pPr>
+        <w:widowControl/>
+        <w:wordWrap/>
+        <w:autoSpaceDE/>
+        <w:autoSpaceDN/>
+      </w:pPr>
+      <w:r>
+        <w:t xml:space="preserve">• </w:t>
+      </w:r>
+      <w:r>
+        <w:rPr>
+          <w:b/>
+          <w:bCs/>
+        </w:rPr>
+        <w:t>중앙 우측:</w:t>
+      </w:r>
+      <w:r>
+        <w:t xml:space="preserve"> </w:t>
+      </w:r>
+      <w:proofErr w:type="spellStart"/>
+      <w:r>
+        <w:t>무정식</w:t>
+      </w:r>
+      <w:proofErr w:type="spellEnd"/>
+      <w:r>
+        <w:t xml:space="preserve"> </w:t>
+      </w:r>
+    </w:p>
+    <w:p>
+      <w:pPr>
+        <w:widowControl/>
+        <w:wordWrap/>
+        <w:autoSpaceDE/>
+        <w:autoSpaceDN/>
+      </w:pPr>
+      <w:r>
+        <w:t xml:space="preserve">• </w:t>
+      </w:r>
+      <w:r>
+        <w:rPr>
+          <w:b/>
+          <w:bCs/>
+        </w:rPr>
+        <w:t>우측:</w:t>
+      </w:r>
+      <w:r>
+        <w:t xml:space="preserve"> 이정은 </w:t>
+      </w:r>
+    </w:p>
+    <w:p>
+      <w:pPr>
+        <w:widowControl/>
+        <w:wordWrap/>
+        <w:autoSpaceDE/>
+        <w:autoSpaceDN/>
+      </w:pPr>
+      <w:r>
+        <w:t xml:space="preserve">2. 주요 인물 및 이미지 상세 설명 이 이미지는 인물 간의 관계를 도식화한 다이어그램으로, 총 6명의 인물(남자 2명, 여자 4명)과 이들의 상호 관계를 화살표로 연결하고 있습니다. </w:t>
+      </w:r>
+    </w:p>
+    <w:p>
+      <w:pPr>
+        <w:widowControl/>
+        <w:wordWrap/>
+        <w:autoSpaceDE/>
+        <w:autoSpaceDN/>
+      </w:pPr>
+      <w:r>
+        <w:rPr>
+          <w:b/>
+          <w:bCs/>
+        </w:rPr>
+        <w:t>[좌측 및 중앙의 인물 배치]</w:t>
+      </w:r>
+      <w:r>
+        <w:t xml:space="preserve"> </w:t>
+      </w:r>
+    </w:p>
+    <w:p>
+      <w:pPr>
+        <w:widowControl/>
+        <w:wordWrap/>
+        <w:autoSpaceDE/>
+        <w:autoSpaceDN/>
+      </w:pPr>
+      <w:r>
+        <w:lastRenderedPageBreak/>
+        <w:t xml:space="preserve">1. </w:t>
+      </w:r>
+      <w:r>
+        <w:rPr>
+          <w:b/>
+          <w:bCs/>
+        </w:rPr>
+        <w:t>남자 캐릭터:</w:t>
+      </w:r>
+      <w:r>
+        <w:t xml:space="preserve"> 이미지의 가장 왼쪽 상단에 위치하며, 아래로 화살표를 통해 </w:t>
+      </w:r>
+      <w:r>
+        <w:rPr>
+          <w:b/>
+          <w:bCs/>
+        </w:rPr>
+        <w:t>이사건</w:t>
+      </w:r>
+      <w:r>
+        <w:t xml:space="preserve">과 </w:t>
+      </w:r>
+      <w:proofErr w:type="spellStart"/>
+      <w:r>
+        <w:rPr>
+          <w:b/>
+          <w:bCs/>
+        </w:rPr>
+        <w:t>강소연</w:t>
+      </w:r>
+      <w:r>
+        <w:t>으로</w:t>
+      </w:r>
+      <w:proofErr w:type="spellEnd"/>
+      <w:r>
+        <w:t xml:space="preserve"> 연결됩니다. </w:t>
+      </w:r>
+    </w:p>
+    <w:p>
+      <w:pPr>
+        <w:widowControl/>
+        <w:wordWrap/>
+        <w:autoSpaceDE/>
+        <w:autoSpaceDN/>
+      </w:pPr>
+      <w:r>
+        <w:t xml:space="preserve">2. </w:t>
+      </w:r>
+      <w:r>
+        <w:rPr>
+          <w:b/>
+          <w:bCs/>
+        </w:rPr>
+        <w:t>여자 캐릭터:</w:t>
+      </w:r>
+      <w:r>
+        <w:t xml:space="preserve"> 남자 캐릭터의 오른쪽에 위치하며, 아래로 화살표를 통해 </w:t>
+      </w:r>
+      <w:r>
+        <w:rPr>
+          <w:b/>
+          <w:bCs/>
+        </w:rPr>
+        <w:t>무정식</w:t>
+      </w:r>
+      <w:r>
+        <w:t xml:space="preserve">과 </w:t>
+      </w:r>
+      <w:r>
+        <w:rPr>
+          <w:b/>
+          <w:bCs/>
+        </w:rPr>
+        <w:t>이정은</w:t>
+      </w:r>
+      <w:r>
+        <w:t xml:space="preserve">으로 연결됩니다. </w:t>
+      </w:r>
+    </w:p>
+    <w:p>
+      <w:pPr>
+        <w:widowControl/>
+        <w:wordWrap/>
+        <w:autoSpaceDE/>
+        <w:autoSpaceDN/>
+      </w:pPr>
+      <w:r>
+        <w:t xml:space="preserve">3. </w:t>
+      </w:r>
+      <w:proofErr w:type="spellStart"/>
+      <w:r>
+        <w:rPr>
+          <w:b/>
+          <w:bCs/>
+        </w:rPr>
+        <w:t>이사건</w:t>
+      </w:r>
+      <w:proofErr w:type="spellEnd"/>
+      <w:r>
+        <w:rPr>
+          <w:b/>
+          <w:bCs/>
+        </w:rPr>
+        <w:t>:</w:t>
+      </w:r>
+      <w:r>
+        <w:t xml:space="preserve"> 남자 캐릭터 아래 중앙에 위치하며, 화살표를 통해 </w:t>
+      </w:r>
+      <w:proofErr w:type="spellStart"/>
+      <w:r>
+        <w:rPr>
+          <w:b/>
+          <w:bCs/>
+        </w:rPr>
+        <w:t>강소연</w:t>
+      </w:r>
+      <w:r>
+        <w:t>과</w:t>
+      </w:r>
+      <w:proofErr w:type="spellEnd"/>
+      <w:r>
+        <w:t xml:space="preserve"> </w:t>
+      </w:r>
+      <w:r>
+        <w:rPr>
+          <w:b/>
+          <w:bCs/>
+        </w:rPr>
+        <w:t>무정식</w:t>
+      </w:r>
+      <w:r>
+        <w:t xml:space="preserve">으로 연결됩니다. </w:t>
+      </w:r>
+    </w:p>
+    <w:p>
+      <w:pPr>
+        <w:widowControl/>
+        <w:wordWrap/>
+        <w:autoSpaceDE/>
+        <w:autoSpaceDN/>
+      </w:pPr>
+      <w:r>
+        <w:t xml:space="preserve">4. </w:t>
+      </w:r>
+      <w:proofErr w:type="spellStart"/>
+      <w:r>
+        <w:rPr>
+          <w:b/>
+          <w:bCs/>
+        </w:rPr>
+        <w:t>강소연</w:t>
+      </w:r>
+      <w:proofErr w:type="spellEnd"/>
+      <w:r>
+        <w:rPr>
+          <w:b/>
+          <w:bCs/>
+        </w:rPr>
+        <w:t>:</w:t>
+      </w:r>
+      <w:r>
+        <w:t xml:space="preserve"> 중앙에 위치하며, </w:t>
+      </w:r>
+      <w:proofErr w:type="spellStart"/>
+      <w:r>
+        <w:rPr>
+          <w:b/>
+          <w:bCs/>
+        </w:rPr>
+        <w:t>이사건</w:t>
+      </w:r>
+      <w:proofErr w:type="spellEnd"/>
+      <w:r>
+        <w:t xml:space="preserve">, </w:t>
+      </w:r>
+      <w:proofErr w:type="spellStart"/>
+      <w:r>
+        <w:rPr>
+          <w:b/>
+          <w:bCs/>
+        </w:rPr>
+        <w:t>무정식</w:t>
+      </w:r>
+      <w:proofErr w:type="spellEnd"/>
+      <w:r>
+        <w:t xml:space="preserve">, 그리고 </w:t>
+      </w:r>
+      <w:r>
+        <w:rPr>
+          <w:b/>
+          <w:bCs/>
+        </w:rPr>
+        <w:t>이정은</w:t>
+      </w:r>
+      <w:r>
+        <w:t xml:space="preserve">을 향하는 화살표를 받거나 전달하는 중심 인물처럼 보입니다. </w:t>
+      </w:r>
+    </w:p>
+    <w:p>
+      <w:pPr>
+        <w:widowControl/>
+        <w:wordWrap/>
+        <w:autoSpaceDE/>
+        <w:autoSpaceDN/>
+      </w:pPr>
+      <w:r>
+        <w:t xml:space="preserve">5. </w:t>
+      </w:r>
+      <w:proofErr w:type="spellStart"/>
+      <w:r>
+        <w:rPr>
+          <w:b/>
+          <w:bCs/>
+        </w:rPr>
+        <w:t>무정식</w:t>
+      </w:r>
+      <w:proofErr w:type="spellEnd"/>
+      <w:r>
+        <w:rPr>
+          <w:b/>
+          <w:bCs/>
+        </w:rPr>
+        <w:t>:</w:t>
+      </w:r>
+      <w:r>
+        <w:t xml:space="preserve"> 여자 캐릭터 아래에 위치하며, </w:t>
+      </w:r>
+      <w:proofErr w:type="spellStart"/>
+      <w:r>
+        <w:rPr>
+          <w:b/>
+          <w:bCs/>
+        </w:rPr>
+        <w:t>강소연</w:t>
+      </w:r>
+      <w:r>
+        <w:t>과</w:t>
+      </w:r>
+      <w:proofErr w:type="spellEnd"/>
+      <w:r>
+        <w:t xml:space="preserve"> </w:t>
+      </w:r>
+      <w:proofErr w:type="spellStart"/>
+      <w:r>
+        <w:rPr>
+          <w:b/>
+          <w:bCs/>
+        </w:rPr>
+        <w:t>이사건</w:t>
+      </w:r>
+      <w:r>
+        <w:t>으로</w:t>
+      </w:r>
+      <w:proofErr w:type="spellEnd"/>
+      <w:r>
+        <w:t xml:space="preserve"> 연결됩니다. </w:t>
+      </w:r>
+    </w:p>
+    <w:p>
+      <w:pPr>
+        <w:widowControl/>
+        <w:wordWrap/>
+        <w:autoSpaceDE/>
+        <w:autoSpaceDN/>
+      </w:pPr>
+      <w:r>
+        <w:t xml:space="preserve">6. </w:t>
+      </w:r>
+      <w:r>
+        <w:rPr>
+          <w:b/>
+          <w:bCs/>
+        </w:rPr>
+        <w:t>이정은:</w:t>
+      </w:r>
+      <w:r>
+        <w:t xml:space="preserve"> 여자 캐릭터 아래에 위치하며, </w:t>
+      </w:r>
+      <w:proofErr w:type="spellStart"/>
+      <w:r>
+        <w:rPr>
+          <w:b/>
+          <w:bCs/>
+        </w:rPr>
+        <w:t>강소연</w:t>
+      </w:r>
+      <w:r>
+        <w:t>과</w:t>
+      </w:r>
+      <w:proofErr w:type="spellEnd"/>
+      <w:r>
+        <w:t xml:space="preserve"> </w:t>
+      </w:r>
+      <w:r>
+        <w:rPr>
+          <w:b/>
+          <w:bCs/>
+        </w:rPr>
+        <w:t>무정식</w:t>
+      </w:r>
+      <w:r>
+        <w:t xml:space="preserve">으로 연결됩니다. </w:t>
+      </w:r>
+    </w:p>
+    <w:p>
+      <w:pPr>
+        <w:widowControl/>
+        <w:wordWrap/>
+        <w:autoSpaceDE/>
+        <w:autoSpaceDN/>
+      </w:pPr>
+      <w:r>
+        <w:rPr>
+          <w:b/>
+          <w:bCs/>
+        </w:rPr>
+        <w:t>[관계 요약]</w:t>
+      </w:r>
+      <w:r>
+        <w:t xml:space="preserve"> </w:t>
+      </w:r>
+    </w:p>
+    <w:p>
+      <w:pPr>
+        <w:widowControl/>
+        <w:wordWrap/>
+        <w:autoSpaceDE/>
+        <w:autoSpaceDN/>
+      </w:pPr>
+      <w:r>
+        <w:t>이 다이어그램은 '남자 캐릭터'와 '여자 캐릭터'가 중심이 되어, '</w:t>
+      </w:r>
+      <w:proofErr w:type="spellStart"/>
+      <w:r>
+        <w:t>이사건</w:t>
+      </w:r>
+      <w:proofErr w:type="spellEnd"/>
+      <w:r>
+        <w:t>', '</w:t>
+      </w:r>
+      <w:proofErr w:type="spellStart"/>
+      <w:r>
+        <w:t>강소연</w:t>
+      </w:r>
+      <w:proofErr w:type="spellEnd"/>
+      <w:r>
+        <w:t>', '</w:t>
+      </w:r>
+      <w:proofErr w:type="spellStart"/>
+      <w:r>
+        <w:t>무정식</w:t>
+      </w:r>
+      <w:proofErr w:type="spellEnd"/>
+      <w:r>
+        <w:t xml:space="preserve">', '이정은'이라는 네 명의 인물 간에 복잡하게 얽힌 관계를 보여주고 있습니다. 특히, 이사건과 </w:t>
+      </w:r>
+      <w:proofErr w:type="spellStart"/>
+      <w:r>
+        <w:t>강소연이</w:t>
+      </w:r>
+      <w:proofErr w:type="spellEnd"/>
+      <w:r>
+        <w:t xml:space="preserve"> 중심을 이루고 있으며, 나머지 인물들이 이들을 매개로 관계를 맺고 있습니다. </w:t>
+      </w:r>
+    </w:p>
+    <w:p>
+      <w:pPr>
+        <w:widowControl/>
+        <w:wordWrap/>
+        <w:autoSpaceDE/>
+        <w:autoSpaceDN/>
+      </w:pPr>
+      <w:r>
+        <w:t xml:space="preserve">3. 배경 및 분위기 </w:t>
+      </w:r>
+    </w:p>
+    <w:p>
+      <w:pPr>
+        <w:widowControl/>
+        <w:wordWrap/>
+        <w:autoSpaceDE/>
+        <w:autoSpaceDN/>
+      </w:pPr>
+      <w:r>
+        <w:t xml:space="preserve">• </w:t>
+      </w:r>
+      <w:r>
+        <w:rPr>
+          <w:b/>
+          <w:bCs/>
+        </w:rPr>
+        <w:t>배경:</w:t>
+      </w:r>
+      <w:r>
+        <w:t xml:space="preserve"> 배경은 단색이며, 인물과 연결선에 집중되어 있어 배경 자체는 </w:t>
+      </w:r>
+      <w:proofErr w:type="spellStart"/>
+      <w:r>
+        <w:t>미니멀합니다</w:t>
+      </w:r>
+      <w:proofErr w:type="spellEnd"/>
+      <w:r>
+        <w:t xml:space="preserve">. </w:t>
+      </w:r>
+    </w:p>
+    <w:p>
+      <w:pPr>
+        <w:widowControl/>
+        <w:wordWrap/>
+        <w:autoSpaceDE/>
+        <w:autoSpaceDN/>
+      </w:pPr>
+      <w:r>
+        <w:t xml:space="preserve">• </w:t>
+      </w:r>
+      <w:r>
+        <w:rPr>
+          <w:b/>
+          <w:bCs/>
+        </w:rPr>
+        <w:t>조명/색감:</w:t>
+      </w:r>
+      <w:r>
+        <w:t xml:space="preserve"> 전체적으로 깔끔하고 명확한 선과 텍스트가 특징이며, 차분하고 구조적인 느낌을 줍니다. 색감은 주로 흰색 바탕에 검은색 텍스트와 회색 화살표로 이루어져 있습니다. </w:t>
+      </w:r>
+    </w:p>
+    <w:p>
+      <w:pPr>
+        <w:widowControl/>
+        <w:wordWrap/>
+        <w:autoSpaceDE/>
+        <w:autoSpaceDN/>
+      </w:pPr>
+      <w:r>
+        <w:t xml:space="preserve">4. 이미지 요약 </w:t>
+      </w:r>
+    </w:p>
+    <w:p>
+      <w:pPr>
+        <w:widowControl/>
+        <w:wordWrap/>
+        <w:autoSpaceDE/>
+        <w:autoSpaceDN/>
+      </w:pPr>
+      <w:r>
+        <w:t>이 이미지는 '남자 캐릭터'와 '여자 캐릭터'</w:t>
+      </w:r>
+      <w:proofErr w:type="spellStart"/>
+      <w:r>
+        <w:t>를</w:t>
+      </w:r>
+      <w:proofErr w:type="spellEnd"/>
+      <w:r>
+        <w:t xml:space="preserve"> 중심으로 '</w:t>
+      </w:r>
+      <w:proofErr w:type="spellStart"/>
+      <w:r>
+        <w:t>이사건</w:t>
+      </w:r>
+      <w:proofErr w:type="spellEnd"/>
+      <w:r>
+        <w:t>', '</w:t>
+      </w:r>
+      <w:proofErr w:type="spellStart"/>
+      <w:r>
+        <w:t>강소연</w:t>
+      </w:r>
+      <w:proofErr w:type="spellEnd"/>
+      <w:r>
+        <w:t>', '</w:t>
+      </w:r>
+      <w:proofErr w:type="spellStart"/>
+      <w:r>
+        <w:t>무정식</w:t>
+      </w:r>
+      <w:proofErr w:type="spellEnd"/>
+      <w:r>
+        <w:t>', '이정은'이라는 네 인물 간의 복잡한 상호 관계와 연결 흐름을 도식화한 다이어그램입니다.</w:t>
+      </w:r>
+    </w:p>
+    <w:p>
+      <w:pPr>
+        <w:widowControl/>
+        <w:wordWrap/>
+        <w:autoSpaceDE/>
+        <w:autoSpaceDN/>
+      </w:pPr>
+      <w:r>
+        <w:br w:type="page"/>
+      </w:r>
+    </w:p>
+    <w:p>
+      <w:r>
+        <w:rPr>
+          <w:rFonts w:hint="eastAsia"/>
+          <w:b/>
+          <w:bCs/>
+        </w:rPr>
+        <w:lastRenderedPageBreak/>
+        <w:t xml:space="preserve">라마비전 3.2 </w:t>
+      </w:r>
+      <w:r>
+        <w:rPr>
+          <w:b/>
+          <w:bCs/>
+        </w:rPr>
+        <w:t>–</w:t>
+      </w:r>
+      <w:r>
+        <w:rPr>
+          <w:rFonts w:hint="eastAsia"/>
+          <w:b/>
+          <w:bCs/>
+        </w:rPr>
+        <w:t xml:space="preserve"> </w:t>
+      </w:r>
+      <w:r>
+        <w:rPr>
+          <w:rFonts w:hint="eastAsia"/>
+          <w:b/>
+          <w:bCs/>
+        </w:rPr>
+        <w:t>네번째</w:t>
+      </w:r>
+      <w:r>
+        <w:rPr>
+          <w:rFonts w:hint="eastAsia"/>
+          <w:b/>
+          <w:bCs/>
+        </w:rPr>
+        <w:t xml:space="preserve"> 30초 </w:t>
+      </w:r>
+    </w:p>
+    <w:p>
+      <w:r>
+        <w:rPr>
+          <w:b/>
+          <w:bCs/>
+        </w:rPr>
+        <w:t>파일명: 인물관계도.</w:t>
+      </w:r>
+      <w:proofErr w:type="spellStart"/>
+      <w:r>
+        <w:rPr>
+          <w:b/>
+          <w:bCs/>
+        </w:rPr>
+        <w:t>png</w:t>
+      </w:r>
+      <w:proofErr w:type="spellEnd"/>
+      <w:r>
+        <w:t xml:space="preserve"> </w:t>
+      </w:r>
+    </w:p>
+    <w:p>
+      <w:r>
+        <w:t xml:space="preserve">이 이미지는 한국 역사 드라마의 주요 캐릭터들을 보여주는 </w:t>
+      </w:r>
+      <w:proofErr w:type="spellStart"/>
+      <w:r>
+        <w:t>플로우차트입니다</w:t>
+      </w:r>
+      <w:proofErr w:type="spellEnd"/>
+      <w:r>
+        <w:t xml:space="preserve">. 각 캐릭터의 이름, 나이 그리고 그들 간의 관계가 상세히 기록되어 있습니다. </w:t>
+      </w:r>
+      <w:proofErr w:type="spellStart"/>
+      <w:r>
+        <w:t>플로우차트는</w:t>
+      </w:r>
+      <w:proofErr w:type="spellEnd"/>
+      <w:r>
+        <w:t xml:space="preserve"> 두 부분으로 나뉘어 있습니다. </w:t>
+      </w:r>
+    </w:p>
+    <w:p/>
+    <w:p>
+      <w:r>
+        <w:rPr>
+          <w:b/>
+          <w:bCs/>
+        </w:rPr>
+        <w:t>상단 섹션:</w:t>
+      </w:r>
+      <w:r>
+        <w:t xml:space="preserve"> </w:t>
+      </w:r>
+    </w:p>
+    <w:p>
+      <w:r>
+        <w:t xml:space="preserve">• 상단 섹션에서는 주요 캐릭터들의 이름, 나이 그리고 역할을 나열하고 있습니다. </w:t>
+      </w:r>
+    </w:p>
+    <w:p>
+      <w:r>
+        <w:t xml:space="preserve">• 캐릭터들은 이름을 위에, 나이를 옆에 배치하여 정리되어 있으며, 각 캐릭터의 이름은 한국어로, 나이는 숫자로 표기됩니다. </w:t>
+      </w:r>
+    </w:p>
+    <w:p>
+      <w:r>
+        <w:t xml:space="preserve">• 그들의 역할은 이름 아래 가로로 나열되어 있으며, 각 캐릭터의 역할 또한 한국어로 표기되어 있습니다. </w:t>
+      </w:r>
+    </w:p>
+    <w:p/>
+    <w:p>
+      <w:r>
+        <w:rPr>
+          <w:b/>
+          <w:bCs/>
+        </w:rPr>
+        <w:t>하단 섹션:</w:t>
+      </w:r>
+      <w:r>
+        <w:t xml:space="preserve"> </w:t>
+      </w:r>
+    </w:p>
+    <w:p>
+      <w:r>
+        <w:t xml:space="preserve">• 하단 섹션에서는 주요 캐릭터들 간의 관계를 보여줍니다. </w:t>
+      </w:r>
+    </w:p>
+    <w:p>
+      <w:r>
+        <w:t xml:space="preserve">• 관계는 화살표로 표시되며, 각 화살표는 특정 캐릭터에서 다른 캐릭터로 향합니다. </w:t>
+      </w:r>
+    </w:p>
+    <w:p>
+      <w:r>
+        <w:t xml:space="preserve">• 화살표에는 캐릭터들 간의 구체적인 관계 유형이 </w:t>
+      </w:r>
+      <w:proofErr w:type="spellStart"/>
+      <w:r>
+        <w:t>라벨링되어</w:t>
+      </w:r>
+      <w:proofErr w:type="spellEnd"/>
+      <w:r>
+        <w:t xml:space="preserve"> 있습니다 (예: 형제, sisters 등). </w:t>
+      </w:r>
+    </w:p>
+    <w:p>
+      <w:r>
+        <w:t xml:space="preserve">• 각 캐릭터의 이름과 나이는 해당 관계 아래에 나열되어 있어 쉽게 비교할 수 있습니다. </w:t>
+      </w:r>
+    </w:p>
+    <w:p/>
+    <w:p>
+      <w:r>
+        <w:rPr>
+          <w:b/>
+          <w:bCs/>
+        </w:rPr>
+        <w:t>전반적인 내용:</w:t>
+      </w:r>
+      <w:r>
+        <w:t xml:space="preserve"> </w:t>
+      </w:r>
+    </w:p>
+    <w:p>
+      <w:r>
+        <w:t xml:space="preserve">• 이 </w:t>
+      </w:r>
+      <w:proofErr w:type="spellStart"/>
+      <w:r>
+        <w:t>플로우차트는</w:t>
+      </w:r>
+      <w:proofErr w:type="spellEnd"/>
+      <w:r>
+        <w:t xml:space="preserve"> 드라마의 주요 캐릭터 간 관계를 명확하고 체계적으로 이해할 수 있게 합니다. </w:t>
+      </w:r>
+    </w:p>
+    <w:p>
+      <w:r>
+        <w:t xml:space="preserve">• 화살표와 라벨링이 관계를 쉽게 추적할 수 있도록 도와줍니다. </w:t>
+      </w:r>
+    </w:p>
+    <w:p>
+      <w:r>
+        <w:t xml:space="preserve">• 잘 정리된 레이아웃 덕분에 내용을 쉽게 읽을 수 있으며, 드라마의 줄거리와 캐릭터 이해에 매우 유용합니다. </w:t>
+      </w:r>
+    </w:p>
+    <w:p/>
+    <w:p>
+      <w:r>
+        <w:rPr>
+          <w:b/>
+          <w:bCs/>
+        </w:rPr>
+        <w:lastRenderedPageBreak/>
+        <w:t>요약:</w:t>
+      </w:r>
+      <w:r>
+        <w:t xml:space="preserve"> </w:t>
+      </w:r>
+    </w:p>
+    <w:p>
+      <w:r>
+        <w:t xml:space="preserve">• 이 이미지는 한국 역사 드라마의 주요 캐릭터들을 다룬 </w:t>
+      </w:r>
+      <w:proofErr w:type="spellStart"/>
+      <w:r>
+        <w:t>플로우차트입니다</w:t>
+      </w:r>
+      <w:proofErr w:type="spellEnd"/>
+      <w:r>
+        <w:t xml:space="preserve">. </w:t>
+      </w:r>
+    </w:p>
+    <w:p>
+      <w:r>
+        <w:t xml:space="preserve">• 주요 캐릭터들의 이름, 나이와 그들 간의 관계가 상세히 표현되어 있습니다. </w:t>
+      </w:r>
+    </w:p>
+    <w:p>
+      <w:pPr>
+        <w:rPr>
+          <w:rFonts w:hint="eastAsia"/>
+        </w:rPr>
+      </w:pPr>
+      <w:r>
+        <w:t xml:space="preserve">• 관계는 화살표와 라벨로 쉽게 파악할 수 있으며, </w:t>
+      </w:r>
+      <w:proofErr w:type="spellStart"/>
+      <w:r>
+        <w:t>플로우차트의</w:t>
+      </w:r>
+      <w:proofErr w:type="spellEnd"/>
+      <w:r>
+        <w:t xml:space="preserve"> 체계적이고 이해하기 쉬운 구조는 드라마 분석에 큰 도움이 됩니다.</w:t>
+      </w:r>
     </w:p>
     <w:sectPr>
       <w:pgSz w:w="11906" w:h="16838"/>
@@ -4292,7 +8298,7 @@
   <w:style w:type="paragraph" w:default="1" w:styleId="a">
     <w:name w:val="Normal"/>
     <w:qFormat/>
-    <w:rsid w:val="003F0095"/>
+    <w:rsid w:val="00A06468"/>
     <w:pPr>
       <w:widowControl w:val="0"/>
       <w:wordWrap w:val="0"/>
